--- a/src/content/bios/BaenaSoares-J 2015.docx
+++ b/src/content/bios/BaenaSoares-J 2015.docx
@@ -1,6 +1,6 @@
 
 <file path=word/document.xml><?xml version="1.0" encoding="utf-8"?>
-<w:document xmlns:wpc="http://schemas.microsoft.com/office/word/2010/wordprocessingCanvas" xmlns:cx="http://schemas.microsoft.com/office/drawing/2014/chartex" xmlns:cx1="http://schemas.microsoft.com/office/drawing/2015/9/8/chartex" xmlns:cx2="http://schemas.microsoft.com/office/drawing/2015/10/21/chartex" xmlns:cx3="http://schemas.microsoft.com/office/drawing/2016/5/9/chartex" xmlns:cx4="http://schemas.microsoft.com/office/drawing/2016/5/10/chartex" xmlns:cx5="http://schemas.microsoft.com/office/drawing/2016/5/11/chartex" xmlns:cx6="http://schemas.microsoft.com/office/drawing/2016/5/12/chartex" xmlns:cx7="http://schemas.microsoft.com/office/drawing/2016/5/13/chartex" xmlns:cx8="http://schemas.microsoft.com/office/drawing/2016/5/14/chartex" xmlns:mc="http://schemas.openxmlformats.org/markup-compatibility/2006" xmlns:aink="http://schemas.microsoft.com/office/drawing/2016/ink" xmlns:am3d="http://schemas.microsoft.com/office/drawing/2017/model3d" xmlns:o="urn:schemas-microsoft-com:office:office" xmlns:oel="http://schemas.microsoft.com/office/2019/extlst" xmlns:r="http://schemas.openxmlformats.org/officeDocument/2006/relationships" xmlns:m="http://schemas.openxmlformats.org/officeDocument/2006/math" xmlns:v="urn:schemas-microsoft-com:vml" xmlns:wp14="http://schemas.microsoft.com/office/word/2010/wordprocessingDrawing" xmlns:wp="http://schemas.openxmlformats.org/drawingml/2006/wordprocessingDrawing" xmlns:w10="urn:schemas-microsoft-com:office:word" xmlns:w="http://schemas.openxmlformats.org/wordprocessingml/2006/main" xmlns:w14="http://schemas.microsoft.com/office/word/2010/wordml" xmlns:w15="http://schemas.microsoft.com/office/word/2012/wordml" xmlns:w16cex="http://schemas.microsoft.com/office/word/2018/wordml/cex" xmlns:w16cid="http://schemas.microsoft.com/office/word/2016/wordml/cid" xmlns:w16="http://schemas.microsoft.com/office/word/2018/wordml" xmlns:w16du="http://schemas.microsoft.com/office/word/2023/wordml/word16du" xmlns:w16sdtdh="http://schemas.microsoft.com/office/word/2020/wordml/sdtdatahash" xmlns:w16sdtfl="http://schemas.microsoft.com/office/word/2024/wordml/sdtformatlock" xmlns:w16se="http://schemas.microsoft.com/office/word/2015/wordml/symex" xmlns:wpg="http://schemas.microsoft.com/office/word/2010/wordprocessingGroup" xmlns:wpi="http://schemas.microsoft.com/office/word/2010/wordprocessingInk" xmlns:wne="http://schemas.microsoft.com/office/word/2006/wordml" xmlns:wps="http://schemas.microsoft.com/office/word/2010/wordprocessingShape" mc:Ignorable="w14 w15 w16se w16cid w16 w16cex w16sdtdh w16sdtfl w16du wp14">
+<w:document xmlns:wpc="http://schemas.microsoft.com/office/word/2010/wordprocessingCanvas" xmlns:cx="http://schemas.microsoft.com/office/drawing/2014/chartex" xmlns:cx1="http://schemas.microsoft.com/office/drawing/2015/9/8/chartex" xmlns:cx2="http://schemas.microsoft.com/office/drawing/2015/10/21/chartex" xmlns:cx3="http://schemas.microsoft.com/office/drawing/2016/5/9/chartex" xmlns:cx4="http://schemas.microsoft.com/office/drawing/2016/5/10/chartex" xmlns:cx5="http://schemas.microsoft.com/office/drawing/2016/5/11/chartex" xmlns:cx6="http://schemas.microsoft.com/office/drawing/2016/5/12/chartex" xmlns:cx7="http://schemas.microsoft.com/office/drawing/2016/5/13/chartex" xmlns:cx8="http://schemas.microsoft.com/office/drawing/2016/5/14/chartex" xmlns:mc="http://schemas.openxmlformats.org/markup-compatibility/2006" xmlns:m="http://schemas.openxmlformats.org/officeDocument/2006/math" xmlns:aink="http://schemas.microsoft.com/office/drawing/2016/ink" xmlns:am3d="http://schemas.microsoft.com/office/drawing/2017/model3d" xmlns:oel="http://schemas.microsoft.com/office/2019/extlst" xmlns:r="http://schemas.openxmlformats.org/officeDocument/2006/relationships" xmlns:wp14="http://schemas.microsoft.com/office/word/2010/wordprocessingDrawing" xmlns:wp="http://schemas.openxmlformats.org/drawingml/2006/wordprocessingDrawing" xmlns:wpg="http://schemas.microsoft.com/office/word/2010/wordprocessingGroup" xmlns:wpi="http://schemas.microsoft.com/office/word/2010/wordprocessingInk" xmlns:wps="http://schemas.microsoft.com/office/word/2010/wordprocessingShape" xmlns:o="urn:schemas-microsoft-com:office:office" xmlns:v="urn:schemas-microsoft-com:vml" xmlns:w10="urn:schemas-microsoft-com:office:word" xmlns:w="http://schemas.openxmlformats.org/wordprocessingml/2006/main" xmlns:w14="http://schemas.microsoft.com/office/word/2010/wordml" xmlns:w15="http://schemas.microsoft.com/office/word/2012/wordml" xmlns:w16cei="http://schemas.microsoft.com/office/word/2026/wordml/cei" xmlns:w16cex="http://schemas.microsoft.com/office/word/2018/wordml/cex" xmlns:w16cid="http://schemas.microsoft.com/office/word/2016/wordml/cid" xmlns:w16="http://schemas.microsoft.com/office/word/2018/wordml" xmlns:w16sdtdh="http://schemas.microsoft.com/office/word/2020/wordml/sdtdatahash" xmlns:w16sdtfl="http://schemas.microsoft.com/office/word/2024/wordml/sdtformatlock" xmlns:w16se="http://schemas.microsoft.com/office/word/2015/wordml/symex" xmlns:w16du="http://schemas.microsoft.com/office/word/2023/wordml/word16du" xmlns:wne="http://schemas.microsoft.com/office/word/2006/wordml" mc:Ignorable="w14 w15 w16se w16cid w16 w16cex w16sdtdh w16sdtfl w16du wp14">
   <w:body>
     <w:p>
       <w:pPr>
@@ -422,27 +422,23 @@
         </w:rPr>
       </w:pPr>
       <w:r>
-        <w:rPr>
-          <w:rFonts w:ascii="Times New Roman" w:hAnsi="Times New Roman" w:cs="Times New Roman"/>
-          <w:sz w:val="24"/>
-          <w:szCs w:val="24"/>
-          <w:lang w:val="en-GB"/>
-        </w:rPr>
-        <w:t xml:space="preserve"> </w:t>
-      </w:r>
-      <w:r>
-        <w:rPr>
-          <w:rFonts w:ascii="Times New Roman" w:hAnsi="Times New Roman" w:cs="Times New Roman"/>
+        <w:fldChar w:fldCharType="begin"/>
+      </w:r>
+      <w:r>
+        <w:instrText xml:space="preserve"> INCLUDEPICTURE "/Users/bobreinalda/Library/Group Containers/UBF8T346G9.ms/WebArchiveCopyPasteTempFiles/com.microsoft.Word/joo-clemente-baena-soares-49d8a910-bb4b-43bd-9bd7-03b3f754998-resize-750.jpeg" \* MERGEFORMATINET </w:instrText>
+      </w:r>
+      <w:r>
+        <w:fldChar w:fldCharType="separate"/>
+      </w:r>
+      <w:r>
+        <w:rPr>
           <w:noProof/>
-          <w:sz w:val="24"/>
-          <w:szCs w:val="24"/>
-          <w:lang w:val="en-US" w:eastAsia="nl-NL"/>
         </w:rPr>
         <w:drawing>
-          <wp:inline distT="0" distB="0" distL="0" distR="0" wp14:anchorId="4B4C607C" wp14:editId="4C1E60A5">
-            <wp:extent cx="2114550" cy="2736229"/>
-            <wp:effectExtent l="25400" t="0" r="0" b="0"/>
-            <wp:docPr id="2" name="Imagem 1" descr="João Clemente Baena Soares"/>
+          <wp:inline distT="0" distB="0" distL="0" distR="0" wp14:anchorId="7C94A04E" wp14:editId="6CD6B869">
+            <wp:extent cx="1995325" cy="2294890"/>
+            <wp:effectExtent l="0" t="0" r="0" b="3810"/>
+            <wp:docPr id="1766568782" name="Afbeelding 1"/>
             <wp:cNvGraphicFramePr>
               <a:graphicFrameLocks xmlns:a="http://schemas.openxmlformats.org/drawingml/2006/main" noChangeAspect="1"/>
             </wp:cNvGraphicFramePr>
@@ -450,20 +446,20 @@
               <a:graphicData uri="http://schemas.openxmlformats.org/drawingml/2006/picture">
                 <pic:pic xmlns:pic="http://schemas.openxmlformats.org/drawingml/2006/picture">
                   <pic:nvPicPr>
-                    <pic:cNvPr id="0" name="Picture 1" descr="João Clemente Baena Soares"/>
+                    <pic:cNvPr id="0" name="alchetronImageGallery"/>
                     <pic:cNvPicPr>
                       <a:picLocks noChangeAspect="1" noChangeArrowheads="1"/>
                     </pic:cNvPicPr>
                   </pic:nvPicPr>
-                  <pic:blipFill>
-                    <a:blip r:embed="rId7" cstate="print">
+                  <pic:blipFill rotWithShape="1">
+                    <a:blip r:embed="rId7">
                       <a:extLst>
                         <a:ext uri="{28A0092B-C50C-407E-A947-70E740481C1C}">
                           <a14:useLocalDpi xmlns:a14="http://schemas.microsoft.com/office/drawing/2010/main" val="0"/>
                         </a:ext>
                       </a:extLst>
                     </a:blip>
-                    <a:srcRect/>
+                    <a:srcRect l="15123" t="1715" r="14240" b="1"/>
                     <a:stretch>
                       <a:fillRect/>
                     </a:stretch>
@@ -471,7 +467,7 @@
                   <pic:spPr bwMode="auto">
                     <a:xfrm>
                       <a:off x="0" y="0"/>
-                      <a:ext cx="2116007" cy="2738115"/>
+                      <a:ext cx="2038624" cy="2344690"/>
                     </a:xfrm>
                     <a:prstGeom prst="rect">
                       <a:avLst/>
@@ -480,6 +476,11 @@
                     <a:ln>
                       <a:noFill/>
                     </a:ln>
+                    <a:extLst>
+                      <a:ext uri="{53640926-AAD7-44D8-BBD7-CCE9431645EC}">
+                        <a14:shadowObscured xmlns:a14="http://schemas.microsoft.com/office/drawing/2010/main"/>
+                      </a:ext>
+                    </a:extLst>
                   </pic:spPr>
                 </pic:pic>
               </a:graphicData>
@@ -487,6 +488,9 @@
           </wp:inline>
         </w:drawing>
       </w:r>
+      <w:r>
+        <w:fldChar w:fldCharType="end"/>
+      </w:r>
     </w:p>
     <w:p>
       <w:pPr>
@@ -505,21 +509,8 @@
           <w:szCs w:val="24"/>
           <w:lang w:val="en-GB"/>
         </w:rPr>
-        <w:t xml:space="preserve">Source: </w:t>
-      </w:r>
-      <w:hyperlink r:id="rId8" w:history="1">
-        <w:r>
-          <w:rPr>
-            <w:rStyle w:val="Hyperlink"/>
-            <w:rFonts w:ascii="Times New Roman" w:hAnsi="Times New Roman" w:cs="Times New Roman"/>
-            <w:sz w:val="24"/>
-            <w:szCs w:val="24"/>
-            <w:u w:val="none"/>
-            <w:lang w:val="en-GB"/>
-          </w:rPr>
-          <w:t>http://www.itamaraty.gov.br/o-ministerio/galeria-de-autoridades/secretarios-gerais/joao-clemente-baena-soares/</w:t>
-        </w:r>
-      </w:hyperlink>
+        <w:t>Source:</w:t>
+      </w:r>
       <w:r>
         <w:rPr>
           <w:rFonts w:ascii="Times New Roman" w:hAnsi="Times New Roman" w:cs="Times New Roman"/>
@@ -528,6 +519,15 @@
           <w:lang w:val="en-GB"/>
         </w:rPr>
         <w:t xml:space="preserve"> </w:t>
+      </w:r>
+      <w:r>
+        <w:rPr>
+          <w:rFonts w:ascii="Times New Roman" w:hAnsi="Times New Roman" w:cs="Times New Roman"/>
+          <w:sz w:val="24"/>
+          <w:szCs w:val="24"/>
+          <w:lang w:val="en-GB"/>
+        </w:rPr>
+        <w:t>Baena Soares, n.d., OAS, Wikipedia, Public</w:t>
       </w:r>
     </w:p>
     <w:p>
@@ -2094,7 +2094,142 @@
           <w:szCs w:val="24"/>
           <w:lang w:val="en-GB"/>
         </w:rPr>
-        <w:t xml:space="preserve">newly </w:t>
+        <w:t>newly created</w:t>
+      </w:r>
+      <w:r>
+        <w:rPr>
+          <w:rFonts w:ascii="Times New Roman" w:hAnsi="Times New Roman" w:cs="Times New Roman"/>
+          <w:sz w:val="24"/>
+          <w:szCs w:val="24"/>
+          <w:lang w:val="en-GB"/>
+        </w:rPr>
+        <w:t xml:space="preserve"> </w:t>
+      </w:r>
+      <w:r>
+        <w:rPr>
+          <w:rFonts w:ascii="Times New Roman" w:hAnsi="Times New Roman" w:cs="Times New Roman"/>
+          <w:sz w:val="24"/>
+          <w:szCs w:val="24"/>
+          <w:lang w:val="en-GB"/>
+        </w:rPr>
+        <w:t xml:space="preserve">position of </w:t>
+      </w:r>
+      <w:r>
+        <w:rPr>
+          <w:rFonts w:ascii="Times New Roman" w:hAnsi="Times New Roman" w:cs="Times New Roman"/>
+          <w:sz w:val="24"/>
+          <w:szCs w:val="24"/>
+          <w:lang w:val="en-GB"/>
+        </w:rPr>
+        <w:t xml:space="preserve">Special Secretary for Multilateral Affairs and became a close aide to </w:t>
+      </w:r>
+      <w:r>
+        <w:rPr>
+          <w:rFonts w:ascii="Times New Roman" w:hAnsi="Times New Roman" w:cs="Times New Roman"/>
+          <w:sz w:val="24"/>
+          <w:szCs w:val="24"/>
+          <w:lang w:val="en-GB"/>
+        </w:rPr>
+        <w:t>the Foreign Minister</w:t>
+      </w:r>
+      <w:r>
+        <w:rPr>
+          <w:rFonts w:ascii="Times New Roman" w:hAnsi="Times New Roman" w:cs="Times New Roman"/>
+          <w:sz w:val="24"/>
+          <w:szCs w:val="24"/>
+          <w:lang w:val="en-GB"/>
+        </w:rPr>
+        <w:t xml:space="preserve">. </w:t>
+      </w:r>
+      <w:r>
+        <w:rPr>
+          <w:rFonts w:ascii="Times New Roman" w:hAnsi="Times New Roman" w:cs="Times New Roman"/>
+          <w:sz w:val="24"/>
+          <w:szCs w:val="24"/>
+          <w:lang w:val="en-GB"/>
+        </w:rPr>
+        <w:t>The activities he un</w:t>
+      </w:r>
+      <w:r>
+        <w:rPr>
+          <w:rFonts w:ascii="Times New Roman" w:hAnsi="Times New Roman" w:cs="Times New Roman"/>
+          <w:sz w:val="24"/>
+          <w:szCs w:val="24"/>
+          <w:lang w:val="en-GB"/>
+        </w:rPr>
+        <w:t>dertook after returning to the M</w:t>
+      </w:r>
+      <w:r>
+        <w:rPr>
+          <w:rFonts w:ascii="Times New Roman" w:hAnsi="Times New Roman" w:cs="Times New Roman"/>
+          <w:sz w:val="24"/>
+          <w:szCs w:val="24"/>
+          <w:lang w:val="en-GB"/>
+        </w:rPr>
+        <w:t xml:space="preserve">inistry were the prelude to his appointment as </w:t>
+      </w:r>
+      <w:r>
+        <w:rPr>
+          <w:rFonts w:ascii="Times New Roman" w:hAnsi="Times New Roman" w:cs="Times New Roman"/>
+          <w:sz w:val="24"/>
+          <w:szCs w:val="24"/>
+          <w:lang w:val="en-GB"/>
+        </w:rPr>
+        <w:t xml:space="preserve">Secretary-General of Itamaraty </w:t>
+      </w:r>
+      <w:r>
+        <w:rPr>
+          <w:rFonts w:ascii="Times New Roman" w:hAnsi="Times New Roman" w:cs="Times New Roman"/>
+          <w:sz w:val="24"/>
+          <w:szCs w:val="24"/>
+          <w:lang w:val="en-GB"/>
+        </w:rPr>
+        <w:t>(1979-198</w:t>
+      </w:r>
+      <w:r>
+        <w:rPr>
+          <w:rFonts w:ascii="Times New Roman" w:hAnsi="Times New Roman" w:cs="Times New Roman"/>
+          <w:sz w:val="24"/>
+          <w:szCs w:val="24"/>
+          <w:lang w:val="en-GB"/>
+        </w:rPr>
+        <w:t>4)</w:t>
+      </w:r>
+      <w:r>
+        <w:rPr>
+          <w:rFonts w:ascii="Times New Roman" w:hAnsi="Times New Roman" w:cs="Times New Roman"/>
+          <w:sz w:val="24"/>
+          <w:szCs w:val="24"/>
+          <w:lang w:val="en-GB"/>
+        </w:rPr>
+        <w:t xml:space="preserve"> </w:t>
+      </w:r>
+      <w:r>
+        <w:rPr>
+          <w:rFonts w:ascii="Times New Roman" w:hAnsi="Times New Roman" w:cs="Times New Roman"/>
+          <w:sz w:val="24"/>
+          <w:szCs w:val="24"/>
+          <w:lang w:val="en-GB"/>
+        </w:rPr>
+        <w:t xml:space="preserve">under </w:t>
+      </w:r>
+      <w:r>
+        <w:rPr>
+          <w:rFonts w:ascii="Times New Roman" w:hAnsi="Times New Roman" w:cs="Times New Roman"/>
+          <w:sz w:val="24"/>
+          <w:szCs w:val="24"/>
+          <w:lang w:val="en-GB"/>
+        </w:rPr>
+        <w:t>Foreign Minister</w:t>
+      </w:r>
+      <w:r>
+        <w:rPr>
+          <w:rFonts w:ascii="Times New Roman" w:hAnsi="Times New Roman" w:cs="Times New Roman"/>
+          <w:sz w:val="24"/>
+          <w:szCs w:val="24"/>
+          <w:lang w:val="en-GB"/>
+        </w:rPr>
+        <w:t xml:space="preserve"> </w:t>
       </w:r>
       <w:r>
         <w:rPr>
@@ -2104,142 +2239,7 @@
           <w:lang w:val="en-GB"/>
         </w:rPr>
         <w:lastRenderedPageBreak/>
-        <w:t>created</w:t>
-      </w:r>
-      <w:r>
-        <w:rPr>
-          <w:rFonts w:ascii="Times New Roman" w:hAnsi="Times New Roman" w:cs="Times New Roman"/>
-          <w:sz w:val="24"/>
-          <w:szCs w:val="24"/>
-          <w:lang w:val="en-GB"/>
-        </w:rPr>
-        <w:t xml:space="preserve"> </w:t>
-      </w:r>
-      <w:r>
-        <w:rPr>
-          <w:rFonts w:ascii="Times New Roman" w:hAnsi="Times New Roman" w:cs="Times New Roman"/>
-          <w:sz w:val="24"/>
-          <w:szCs w:val="24"/>
-          <w:lang w:val="en-GB"/>
-        </w:rPr>
-        <w:t xml:space="preserve">position of </w:t>
-      </w:r>
-      <w:r>
-        <w:rPr>
-          <w:rFonts w:ascii="Times New Roman" w:hAnsi="Times New Roman" w:cs="Times New Roman"/>
-          <w:sz w:val="24"/>
-          <w:szCs w:val="24"/>
-          <w:lang w:val="en-GB"/>
-        </w:rPr>
-        <w:t xml:space="preserve">Special Secretary for Multilateral Affairs and became a close aide to </w:t>
-      </w:r>
-      <w:r>
-        <w:rPr>
-          <w:rFonts w:ascii="Times New Roman" w:hAnsi="Times New Roman" w:cs="Times New Roman"/>
-          <w:sz w:val="24"/>
-          <w:szCs w:val="24"/>
-          <w:lang w:val="en-GB"/>
-        </w:rPr>
-        <w:t>the Foreign Minister</w:t>
-      </w:r>
-      <w:r>
-        <w:rPr>
-          <w:rFonts w:ascii="Times New Roman" w:hAnsi="Times New Roman" w:cs="Times New Roman"/>
-          <w:sz w:val="24"/>
-          <w:szCs w:val="24"/>
-          <w:lang w:val="en-GB"/>
-        </w:rPr>
-        <w:t xml:space="preserve">. </w:t>
-      </w:r>
-      <w:r>
-        <w:rPr>
-          <w:rFonts w:ascii="Times New Roman" w:hAnsi="Times New Roman" w:cs="Times New Roman"/>
-          <w:sz w:val="24"/>
-          <w:szCs w:val="24"/>
-          <w:lang w:val="en-GB"/>
-        </w:rPr>
-        <w:t>The activities he un</w:t>
-      </w:r>
-      <w:r>
-        <w:rPr>
-          <w:rFonts w:ascii="Times New Roman" w:hAnsi="Times New Roman" w:cs="Times New Roman"/>
-          <w:sz w:val="24"/>
-          <w:szCs w:val="24"/>
-          <w:lang w:val="en-GB"/>
-        </w:rPr>
-        <w:t>dertook after returning to the M</w:t>
-      </w:r>
-      <w:r>
-        <w:rPr>
-          <w:rFonts w:ascii="Times New Roman" w:hAnsi="Times New Roman" w:cs="Times New Roman"/>
-          <w:sz w:val="24"/>
-          <w:szCs w:val="24"/>
-          <w:lang w:val="en-GB"/>
-        </w:rPr>
-        <w:t xml:space="preserve">inistry were the prelude to his appointment as </w:t>
-      </w:r>
-      <w:r>
-        <w:rPr>
-          <w:rFonts w:ascii="Times New Roman" w:hAnsi="Times New Roman" w:cs="Times New Roman"/>
-          <w:sz w:val="24"/>
-          <w:szCs w:val="24"/>
-          <w:lang w:val="en-GB"/>
-        </w:rPr>
-        <w:t xml:space="preserve">Secretary-General of Itamaraty </w:t>
-      </w:r>
-      <w:r>
-        <w:rPr>
-          <w:rFonts w:ascii="Times New Roman" w:hAnsi="Times New Roman" w:cs="Times New Roman"/>
-          <w:sz w:val="24"/>
-          <w:szCs w:val="24"/>
-          <w:lang w:val="en-GB"/>
-        </w:rPr>
-        <w:t>(1979-198</w:t>
-      </w:r>
-      <w:r>
-        <w:rPr>
-          <w:rFonts w:ascii="Times New Roman" w:hAnsi="Times New Roman" w:cs="Times New Roman"/>
-          <w:sz w:val="24"/>
-          <w:szCs w:val="24"/>
-          <w:lang w:val="en-GB"/>
-        </w:rPr>
-        <w:t>4)</w:t>
-      </w:r>
-      <w:r>
-        <w:rPr>
-          <w:rFonts w:ascii="Times New Roman" w:hAnsi="Times New Roman" w:cs="Times New Roman"/>
-          <w:sz w:val="24"/>
-          <w:szCs w:val="24"/>
-          <w:lang w:val="en-GB"/>
-        </w:rPr>
-        <w:t xml:space="preserve"> </w:t>
-      </w:r>
-      <w:r>
-        <w:rPr>
-          <w:rFonts w:ascii="Times New Roman" w:hAnsi="Times New Roman" w:cs="Times New Roman"/>
-          <w:sz w:val="24"/>
-          <w:szCs w:val="24"/>
-          <w:lang w:val="en-GB"/>
-        </w:rPr>
-        <w:t xml:space="preserve">under </w:t>
-      </w:r>
-      <w:r>
-        <w:rPr>
-          <w:rFonts w:ascii="Times New Roman" w:hAnsi="Times New Roman" w:cs="Times New Roman"/>
-          <w:sz w:val="24"/>
-          <w:szCs w:val="24"/>
-          <w:lang w:val="en-GB"/>
-        </w:rPr>
-        <w:t>Foreign Minister</w:t>
-      </w:r>
-      <w:r>
-        <w:rPr>
-          <w:rFonts w:ascii="Times New Roman" w:hAnsi="Times New Roman" w:cs="Times New Roman"/>
-          <w:sz w:val="24"/>
-          <w:szCs w:val="24"/>
-          <w:lang w:val="en-GB"/>
-        </w:rPr>
-        <w:t xml:space="preserve"> Ramiro Guerreiro and President João Batista Figueiredo</w:t>
+        <w:t>Ramiro Guerreiro and President João Batista Figueiredo</w:t>
       </w:r>
       <w:r>
         <w:rPr>
@@ -3394,7 +3394,6 @@
         </w:rPr>
         <w:t xml:space="preserve">not </w:t>
       </w:r>
-      <w:proofErr w:type="gramStart"/>
       <w:r>
         <w:rPr>
           <w:rFonts w:ascii="Times New Roman" w:hAnsi="Times New Roman" w:cs="Times New Roman"/>
@@ -3413,7 +3412,6 @@
         </w:rPr>
         <w:t>to</w:t>
       </w:r>
-      <w:proofErr w:type="gramEnd"/>
       <w:r>
         <w:rPr>
           <w:rFonts w:ascii="Times New Roman" w:hAnsi="Times New Roman" w:cs="Times New Roman"/>
@@ -4370,192 +4368,201 @@
           <w:szCs w:val="24"/>
           <w:lang w:val="en-GB"/>
         </w:rPr>
+        <w:t xml:space="preserve">The official </w:t>
+      </w:r>
+      <w:r>
+        <w:rPr>
+          <w:rFonts w:ascii="Times New Roman" w:hAnsi="Times New Roman" w:cs="Times New Roman"/>
+          <w:sz w:val="24"/>
+          <w:szCs w:val="24"/>
+          <w:lang w:val="en-GB"/>
+        </w:rPr>
+        <w:t xml:space="preserve">OAS </w:t>
+      </w:r>
+      <w:r>
+        <w:rPr>
+          <w:rFonts w:ascii="Times New Roman" w:hAnsi="Times New Roman" w:cs="Times New Roman"/>
+          <w:sz w:val="24"/>
+          <w:szCs w:val="24"/>
+          <w:lang w:val="en-GB"/>
+        </w:rPr>
+        <w:t xml:space="preserve">mission to Central America took place in late January 1987. The </w:t>
+      </w:r>
+      <w:r>
+        <w:rPr>
+          <w:rFonts w:ascii="Times New Roman" w:hAnsi="Times New Roman" w:cs="Times New Roman"/>
+          <w:sz w:val="24"/>
+          <w:szCs w:val="24"/>
+          <w:lang w:val="en-GB"/>
+        </w:rPr>
+        <w:t xml:space="preserve">overall </w:t>
+      </w:r>
+      <w:r>
+        <w:rPr>
+          <w:rFonts w:ascii="Times New Roman" w:hAnsi="Times New Roman" w:cs="Times New Roman"/>
+          <w:sz w:val="24"/>
+          <w:szCs w:val="24"/>
+          <w:lang w:val="en-GB"/>
+        </w:rPr>
+        <w:t>reaction</w:t>
+      </w:r>
+      <w:r>
+        <w:rPr>
+          <w:rFonts w:ascii="Times New Roman" w:hAnsi="Times New Roman" w:cs="Times New Roman"/>
+          <w:sz w:val="24"/>
+          <w:szCs w:val="24"/>
+          <w:lang w:val="en-GB"/>
+        </w:rPr>
+        <w:t>s</w:t>
+      </w:r>
+      <w:r>
+        <w:rPr>
+          <w:rFonts w:ascii="Times New Roman" w:hAnsi="Times New Roman" w:cs="Times New Roman"/>
+          <w:sz w:val="24"/>
+          <w:szCs w:val="24"/>
+          <w:lang w:val="en-GB"/>
+        </w:rPr>
+        <w:t xml:space="preserve"> </w:t>
+      </w:r>
+      <w:r>
+        <w:rPr>
+          <w:rFonts w:ascii="Times New Roman" w:hAnsi="Times New Roman" w:cs="Times New Roman"/>
+          <w:sz w:val="24"/>
+          <w:szCs w:val="24"/>
+          <w:lang w:val="en-GB"/>
+        </w:rPr>
+        <w:t>were</w:t>
+      </w:r>
+      <w:r>
+        <w:rPr>
+          <w:rFonts w:ascii="Times New Roman" w:hAnsi="Times New Roman" w:cs="Times New Roman"/>
+          <w:sz w:val="24"/>
+          <w:szCs w:val="24"/>
+          <w:lang w:val="en-GB"/>
+        </w:rPr>
+        <w:t xml:space="preserve"> </w:t>
+      </w:r>
+      <w:proofErr w:type="gramStart"/>
+      <w:r>
+        <w:rPr>
+          <w:rFonts w:ascii="Times New Roman" w:hAnsi="Times New Roman" w:cs="Times New Roman"/>
+          <w:sz w:val="24"/>
+          <w:szCs w:val="24"/>
+          <w:lang w:val="en-GB"/>
+        </w:rPr>
+        <w:t>positive</w:t>
+      </w:r>
+      <w:proofErr w:type="gramEnd"/>
+      <w:r>
+        <w:rPr>
+          <w:rFonts w:ascii="Times New Roman" w:hAnsi="Times New Roman" w:cs="Times New Roman"/>
+          <w:sz w:val="24"/>
+          <w:szCs w:val="24"/>
+          <w:lang w:val="en-GB"/>
+        </w:rPr>
+        <w:t xml:space="preserve"> and </w:t>
+      </w:r>
+      <w:r>
+        <w:rPr>
+          <w:rFonts w:ascii="Times New Roman" w:hAnsi="Times New Roman" w:cs="Times New Roman"/>
+          <w:sz w:val="24"/>
+          <w:szCs w:val="24"/>
+          <w:lang w:val="en-GB"/>
+        </w:rPr>
+        <w:t>the mission resulted in</w:t>
+      </w:r>
+      <w:r>
+        <w:rPr>
+          <w:rFonts w:ascii="Times New Roman" w:hAnsi="Times New Roman" w:cs="Times New Roman"/>
+          <w:sz w:val="24"/>
+          <w:szCs w:val="24"/>
+          <w:lang w:val="en-GB"/>
+        </w:rPr>
+        <w:t xml:space="preserve"> a peace plan in the following mont</w:t>
+      </w:r>
+      <w:r>
+        <w:rPr>
+          <w:rFonts w:ascii="Times New Roman" w:hAnsi="Times New Roman" w:cs="Times New Roman"/>
+          <w:sz w:val="24"/>
+          <w:szCs w:val="24"/>
+          <w:lang w:val="en-GB"/>
+        </w:rPr>
+        <w:t>hs, envisioned by Costa Rica’s P</w:t>
+      </w:r>
+      <w:r>
+        <w:rPr>
+          <w:rFonts w:ascii="Times New Roman" w:hAnsi="Times New Roman" w:cs="Times New Roman"/>
+          <w:sz w:val="24"/>
+          <w:szCs w:val="24"/>
+          <w:lang w:val="en-GB"/>
+        </w:rPr>
+        <w:t>resident Oscar Arias (</w:t>
+      </w:r>
+      <w:r>
+        <w:rPr>
+          <w:rFonts w:ascii="Times New Roman" w:hAnsi="Times New Roman" w:cs="Times New Roman"/>
+          <w:sz w:val="24"/>
+          <w:szCs w:val="24"/>
+          <w:lang w:val="en-GB"/>
+        </w:rPr>
+        <w:t xml:space="preserve">the </w:t>
+      </w:r>
+      <w:proofErr w:type="spellStart"/>
+      <w:r>
+        <w:rPr>
+          <w:rFonts w:ascii="Times New Roman" w:hAnsi="Times New Roman" w:cs="Times New Roman"/>
+          <w:sz w:val="24"/>
+          <w:szCs w:val="24"/>
+          <w:lang w:val="en-GB"/>
+        </w:rPr>
+        <w:t>Esquipulas</w:t>
+      </w:r>
+      <w:proofErr w:type="spellEnd"/>
+      <w:r>
+        <w:rPr>
+          <w:rFonts w:ascii="Times New Roman" w:hAnsi="Times New Roman" w:cs="Times New Roman"/>
+          <w:sz w:val="24"/>
+          <w:szCs w:val="24"/>
+          <w:lang w:val="en-GB"/>
+        </w:rPr>
+        <w:t xml:space="preserve"> II Agreement</w:t>
+      </w:r>
+      <w:r>
+        <w:rPr>
+          <w:rFonts w:ascii="Times New Roman" w:hAnsi="Times New Roman" w:cs="Times New Roman"/>
+          <w:sz w:val="24"/>
+          <w:szCs w:val="24"/>
+          <w:lang w:val="en-GB"/>
+        </w:rPr>
+        <w:t>)</w:t>
+      </w:r>
+      <w:r>
+        <w:rPr>
+          <w:rFonts w:ascii="Times New Roman" w:hAnsi="Times New Roman" w:cs="Times New Roman"/>
+          <w:sz w:val="24"/>
+          <w:szCs w:val="24"/>
+          <w:lang w:val="en-GB"/>
+        </w:rPr>
+        <w:t xml:space="preserve">. </w:t>
+      </w:r>
+      <w:r>
+        <w:rPr>
+          <w:rFonts w:ascii="Times New Roman" w:hAnsi="Times New Roman" w:cs="Times New Roman"/>
+          <w:sz w:val="24"/>
+          <w:szCs w:val="24"/>
+          <w:lang w:val="en-GB"/>
+        </w:rPr>
+        <w:t xml:space="preserve">Between 1987 </w:t>
+      </w:r>
+      <w:r>
+        <w:rPr>
+          <w:rFonts w:ascii="Times New Roman" w:hAnsi="Times New Roman" w:cs="Times New Roman"/>
+          <w:sz w:val="24"/>
+          <w:szCs w:val="24"/>
+          <w:lang w:val="en-GB"/>
+        </w:rPr>
         <w:lastRenderedPageBreak/>
-        <w:t xml:space="preserve">The official </w:t>
-      </w:r>
-      <w:r>
-        <w:rPr>
-          <w:rFonts w:ascii="Times New Roman" w:hAnsi="Times New Roman" w:cs="Times New Roman"/>
-          <w:sz w:val="24"/>
-          <w:szCs w:val="24"/>
-          <w:lang w:val="en-GB"/>
-        </w:rPr>
-        <w:t xml:space="preserve">OAS </w:t>
-      </w:r>
-      <w:r>
-        <w:rPr>
-          <w:rFonts w:ascii="Times New Roman" w:hAnsi="Times New Roman" w:cs="Times New Roman"/>
-          <w:sz w:val="24"/>
-          <w:szCs w:val="24"/>
-          <w:lang w:val="en-GB"/>
-        </w:rPr>
-        <w:t xml:space="preserve">mission to Central America took place in late January 1987. The </w:t>
-      </w:r>
-      <w:r>
-        <w:rPr>
-          <w:rFonts w:ascii="Times New Roman" w:hAnsi="Times New Roman" w:cs="Times New Roman"/>
-          <w:sz w:val="24"/>
-          <w:szCs w:val="24"/>
-          <w:lang w:val="en-GB"/>
-        </w:rPr>
-        <w:t xml:space="preserve">overall </w:t>
-      </w:r>
-      <w:r>
-        <w:rPr>
-          <w:rFonts w:ascii="Times New Roman" w:hAnsi="Times New Roman" w:cs="Times New Roman"/>
-          <w:sz w:val="24"/>
-          <w:szCs w:val="24"/>
-          <w:lang w:val="en-GB"/>
-        </w:rPr>
-        <w:t>reaction</w:t>
-      </w:r>
-      <w:r>
-        <w:rPr>
-          <w:rFonts w:ascii="Times New Roman" w:hAnsi="Times New Roman" w:cs="Times New Roman"/>
-          <w:sz w:val="24"/>
-          <w:szCs w:val="24"/>
-          <w:lang w:val="en-GB"/>
-        </w:rPr>
-        <w:t>s</w:t>
-      </w:r>
-      <w:r>
-        <w:rPr>
-          <w:rFonts w:ascii="Times New Roman" w:hAnsi="Times New Roman" w:cs="Times New Roman"/>
-          <w:sz w:val="24"/>
-          <w:szCs w:val="24"/>
-          <w:lang w:val="en-GB"/>
-        </w:rPr>
-        <w:t xml:space="preserve"> </w:t>
-      </w:r>
-      <w:r>
-        <w:rPr>
-          <w:rFonts w:ascii="Times New Roman" w:hAnsi="Times New Roman" w:cs="Times New Roman"/>
-          <w:sz w:val="24"/>
-          <w:szCs w:val="24"/>
-          <w:lang w:val="en-GB"/>
-        </w:rPr>
-        <w:t>were</w:t>
-      </w:r>
-      <w:r>
-        <w:rPr>
-          <w:rFonts w:ascii="Times New Roman" w:hAnsi="Times New Roman" w:cs="Times New Roman"/>
-          <w:sz w:val="24"/>
-          <w:szCs w:val="24"/>
-          <w:lang w:val="en-GB"/>
-        </w:rPr>
-        <w:t xml:space="preserve"> </w:t>
-      </w:r>
-      <w:proofErr w:type="gramStart"/>
-      <w:r>
-        <w:rPr>
-          <w:rFonts w:ascii="Times New Roman" w:hAnsi="Times New Roman" w:cs="Times New Roman"/>
-          <w:sz w:val="24"/>
-          <w:szCs w:val="24"/>
-          <w:lang w:val="en-GB"/>
-        </w:rPr>
-        <w:t>positive</w:t>
-      </w:r>
-      <w:proofErr w:type="gramEnd"/>
-      <w:r>
-        <w:rPr>
-          <w:rFonts w:ascii="Times New Roman" w:hAnsi="Times New Roman" w:cs="Times New Roman"/>
-          <w:sz w:val="24"/>
-          <w:szCs w:val="24"/>
-          <w:lang w:val="en-GB"/>
-        </w:rPr>
-        <w:t xml:space="preserve"> and </w:t>
-      </w:r>
-      <w:r>
-        <w:rPr>
-          <w:rFonts w:ascii="Times New Roman" w:hAnsi="Times New Roman" w:cs="Times New Roman"/>
-          <w:sz w:val="24"/>
-          <w:szCs w:val="24"/>
-          <w:lang w:val="en-GB"/>
-        </w:rPr>
-        <w:t>the mission resulted in</w:t>
-      </w:r>
-      <w:r>
-        <w:rPr>
-          <w:rFonts w:ascii="Times New Roman" w:hAnsi="Times New Roman" w:cs="Times New Roman"/>
-          <w:sz w:val="24"/>
-          <w:szCs w:val="24"/>
-          <w:lang w:val="en-GB"/>
-        </w:rPr>
-        <w:t xml:space="preserve"> a peace plan in the following mont</w:t>
-      </w:r>
-      <w:r>
-        <w:rPr>
-          <w:rFonts w:ascii="Times New Roman" w:hAnsi="Times New Roman" w:cs="Times New Roman"/>
-          <w:sz w:val="24"/>
-          <w:szCs w:val="24"/>
-          <w:lang w:val="en-GB"/>
-        </w:rPr>
-        <w:t>hs, envisioned by Costa Rica’s P</w:t>
-      </w:r>
-      <w:r>
-        <w:rPr>
-          <w:rFonts w:ascii="Times New Roman" w:hAnsi="Times New Roman" w:cs="Times New Roman"/>
-          <w:sz w:val="24"/>
-          <w:szCs w:val="24"/>
-          <w:lang w:val="en-GB"/>
-        </w:rPr>
-        <w:t>resident Oscar Arias (</w:t>
-      </w:r>
-      <w:r>
-        <w:rPr>
-          <w:rFonts w:ascii="Times New Roman" w:hAnsi="Times New Roman" w:cs="Times New Roman"/>
-          <w:sz w:val="24"/>
-          <w:szCs w:val="24"/>
-          <w:lang w:val="en-GB"/>
-        </w:rPr>
-        <w:t xml:space="preserve">the </w:t>
-      </w:r>
-      <w:proofErr w:type="spellStart"/>
-      <w:r>
-        <w:rPr>
-          <w:rFonts w:ascii="Times New Roman" w:hAnsi="Times New Roman" w:cs="Times New Roman"/>
-          <w:sz w:val="24"/>
-          <w:szCs w:val="24"/>
-          <w:lang w:val="en-GB"/>
-        </w:rPr>
-        <w:t>Esquipulas</w:t>
-      </w:r>
-      <w:proofErr w:type="spellEnd"/>
-      <w:r>
-        <w:rPr>
-          <w:rFonts w:ascii="Times New Roman" w:hAnsi="Times New Roman" w:cs="Times New Roman"/>
-          <w:sz w:val="24"/>
-          <w:szCs w:val="24"/>
-          <w:lang w:val="en-GB"/>
-        </w:rPr>
-        <w:t xml:space="preserve"> II Agreement</w:t>
-      </w:r>
-      <w:r>
-        <w:rPr>
-          <w:rFonts w:ascii="Times New Roman" w:hAnsi="Times New Roman" w:cs="Times New Roman"/>
-          <w:sz w:val="24"/>
-          <w:szCs w:val="24"/>
-          <w:lang w:val="en-GB"/>
-        </w:rPr>
-        <w:t>)</w:t>
-      </w:r>
-      <w:r>
-        <w:rPr>
-          <w:rFonts w:ascii="Times New Roman" w:hAnsi="Times New Roman" w:cs="Times New Roman"/>
-          <w:sz w:val="24"/>
-          <w:szCs w:val="24"/>
-          <w:lang w:val="en-GB"/>
-        </w:rPr>
-        <w:t xml:space="preserve">. </w:t>
-      </w:r>
-      <w:r>
-        <w:rPr>
-          <w:rFonts w:ascii="Times New Roman" w:hAnsi="Times New Roman" w:cs="Times New Roman"/>
-          <w:sz w:val="24"/>
-          <w:szCs w:val="24"/>
-          <w:lang w:val="en-GB"/>
-        </w:rPr>
-        <w:t>Between 1987 and 1988</w:t>
+        <w:t>and 1988</w:t>
       </w:r>
       <w:r>
         <w:rPr>
@@ -6478,7 +6485,151 @@
           <w:szCs w:val="24"/>
           <w:lang w:val="en-GB"/>
         </w:rPr>
-        <w:t xml:space="preserve">eru (1992) and </w:t>
+        <w:t>eru (1992) and Guatemala (1993). It</w:t>
+      </w:r>
+      <w:r>
+        <w:rPr>
+          <w:rFonts w:ascii="Times New Roman" w:hAnsi="Times New Roman" w:cs="Times New Roman"/>
+          <w:sz w:val="24"/>
+          <w:szCs w:val="24"/>
+          <w:lang w:val="en-GB"/>
+        </w:rPr>
+        <w:t xml:space="preserve"> was preventively </w:t>
+      </w:r>
+      <w:r>
+        <w:rPr>
+          <w:rFonts w:ascii="Times New Roman" w:hAnsi="Times New Roman" w:cs="Times New Roman"/>
+          <w:sz w:val="24"/>
+          <w:szCs w:val="24"/>
+          <w:lang w:val="en-GB"/>
+        </w:rPr>
+        <w:t>employ</w:t>
+      </w:r>
+      <w:r>
+        <w:rPr>
+          <w:rFonts w:ascii="Times New Roman" w:hAnsi="Times New Roman" w:cs="Times New Roman"/>
+          <w:sz w:val="24"/>
+          <w:szCs w:val="24"/>
+          <w:lang w:val="en-GB"/>
+        </w:rPr>
+        <w:t>ed in Venezuela (1992) and Argentina (1994)</w:t>
+      </w:r>
+      <w:r>
+        <w:rPr>
+          <w:rFonts w:ascii="Times New Roman" w:hAnsi="Times New Roman" w:cs="Times New Roman"/>
+          <w:sz w:val="24"/>
+          <w:szCs w:val="24"/>
+          <w:lang w:val="en-GB"/>
+        </w:rPr>
+        <w:t>,</w:t>
+      </w:r>
+      <w:r>
+        <w:rPr>
+          <w:rFonts w:ascii="Times New Roman" w:hAnsi="Times New Roman" w:cs="Times New Roman"/>
+          <w:sz w:val="24"/>
+          <w:szCs w:val="24"/>
+          <w:lang w:val="en-GB"/>
+        </w:rPr>
+        <w:t xml:space="preserve"> with positive results, </w:t>
+      </w:r>
+      <w:r>
+        <w:rPr>
+          <w:rFonts w:ascii="Times New Roman" w:hAnsi="Times New Roman" w:cs="Times New Roman"/>
+          <w:sz w:val="24"/>
+          <w:szCs w:val="24"/>
+          <w:lang w:val="en-GB"/>
+        </w:rPr>
+        <w:t>but</w:t>
+      </w:r>
+      <w:r>
+        <w:rPr>
+          <w:rFonts w:ascii="Times New Roman" w:hAnsi="Times New Roman" w:cs="Times New Roman"/>
+          <w:sz w:val="24"/>
+          <w:szCs w:val="24"/>
+          <w:lang w:val="en-GB"/>
+        </w:rPr>
+        <w:t xml:space="preserve"> failed in Haiti (1991)</w:t>
+      </w:r>
+      <w:r>
+        <w:rPr>
+          <w:rFonts w:ascii="Times New Roman" w:hAnsi="Times New Roman" w:cs="Times New Roman"/>
+          <w:sz w:val="24"/>
+          <w:szCs w:val="24"/>
+          <w:lang w:val="en-GB"/>
+        </w:rPr>
+        <w:t>,</w:t>
+      </w:r>
+      <w:r>
+        <w:rPr>
+          <w:rFonts w:ascii="Times New Roman" w:hAnsi="Times New Roman" w:cs="Times New Roman"/>
+          <w:sz w:val="24"/>
+          <w:szCs w:val="24"/>
+          <w:lang w:val="en-GB"/>
+        </w:rPr>
+        <w:t xml:space="preserve"> mostly due to a </w:t>
+      </w:r>
+      <w:r>
+        <w:rPr>
+          <w:rFonts w:ascii="Times New Roman" w:hAnsi="Times New Roman" w:cs="Times New Roman"/>
+          <w:sz w:val="24"/>
+          <w:szCs w:val="24"/>
+          <w:lang w:val="en-GB"/>
+        </w:rPr>
+        <w:t xml:space="preserve">clash of </w:t>
+      </w:r>
+      <w:r>
+        <w:rPr>
+          <w:rFonts w:ascii="Times New Roman" w:hAnsi="Times New Roman" w:cs="Times New Roman"/>
+          <w:sz w:val="24"/>
+          <w:szCs w:val="24"/>
+          <w:lang w:val="en-GB"/>
+        </w:rPr>
+        <w:t>mandates</w:t>
+      </w:r>
+      <w:r>
+        <w:rPr>
+          <w:rFonts w:ascii="Times New Roman" w:hAnsi="Times New Roman" w:cs="Times New Roman"/>
+          <w:sz w:val="24"/>
+          <w:szCs w:val="24"/>
+          <w:lang w:val="en-GB"/>
+        </w:rPr>
+        <w:t xml:space="preserve"> between the OAS and the </w:t>
+      </w:r>
+      <w:r>
+        <w:rPr>
+          <w:rFonts w:ascii="Times New Roman" w:hAnsi="Times New Roman" w:cs="Times New Roman"/>
+          <w:sz w:val="24"/>
+          <w:szCs w:val="24"/>
+          <w:lang w:val="en-GB"/>
+        </w:rPr>
+        <w:t>UN</w:t>
+      </w:r>
+      <w:r>
+        <w:rPr>
+          <w:rFonts w:ascii="Times New Roman" w:hAnsi="Times New Roman" w:cs="Times New Roman"/>
+          <w:sz w:val="24"/>
+          <w:szCs w:val="24"/>
+          <w:lang w:val="en-GB"/>
+        </w:rPr>
+        <w:t xml:space="preserve"> Security Council, whose solutions to the Haitian crisis differed.</w:t>
+      </w:r>
+      <w:r>
+        <w:rPr>
+          <w:rFonts w:ascii="Times New Roman" w:hAnsi="Times New Roman" w:cs="Times New Roman"/>
+          <w:sz w:val="24"/>
+          <w:szCs w:val="24"/>
+          <w:lang w:val="en-GB"/>
+        </w:rPr>
+        <w:t xml:space="preserve"> </w:t>
+      </w:r>
+      <w:r>
+        <w:rPr>
+          <w:rFonts w:ascii="Times New Roman" w:hAnsi="Times New Roman" w:cs="Times New Roman"/>
+          <w:sz w:val="24"/>
+          <w:szCs w:val="24"/>
+          <w:lang w:val="en-GB"/>
+        </w:rPr>
+        <w:t xml:space="preserve">In 1991 the </w:t>
       </w:r>
       <w:r>
         <w:rPr>
@@ -6488,151 +6639,7 @@
           <w:lang w:val="en-GB"/>
         </w:rPr>
         <w:lastRenderedPageBreak/>
-        <w:t>Guatemala (1993). It</w:t>
-      </w:r>
-      <w:r>
-        <w:rPr>
-          <w:rFonts w:ascii="Times New Roman" w:hAnsi="Times New Roman" w:cs="Times New Roman"/>
-          <w:sz w:val="24"/>
-          <w:szCs w:val="24"/>
-          <w:lang w:val="en-GB"/>
-        </w:rPr>
-        <w:t xml:space="preserve"> was preventively </w:t>
-      </w:r>
-      <w:r>
-        <w:rPr>
-          <w:rFonts w:ascii="Times New Roman" w:hAnsi="Times New Roman" w:cs="Times New Roman"/>
-          <w:sz w:val="24"/>
-          <w:szCs w:val="24"/>
-          <w:lang w:val="en-GB"/>
-        </w:rPr>
-        <w:t>employ</w:t>
-      </w:r>
-      <w:r>
-        <w:rPr>
-          <w:rFonts w:ascii="Times New Roman" w:hAnsi="Times New Roman" w:cs="Times New Roman"/>
-          <w:sz w:val="24"/>
-          <w:szCs w:val="24"/>
-          <w:lang w:val="en-GB"/>
-        </w:rPr>
-        <w:t>ed in Venezuela (1992) and Argentina (1994)</w:t>
-      </w:r>
-      <w:r>
-        <w:rPr>
-          <w:rFonts w:ascii="Times New Roman" w:hAnsi="Times New Roman" w:cs="Times New Roman"/>
-          <w:sz w:val="24"/>
-          <w:szCs w:val="24"/>
-          <w:lang w:val="en-GB"/>
-        </w:rPr>
-        <w:t>,</w:t>
-      </w:r>
-      <w:r>
-        <w:rPr>
-          <w:rFonts w:ascii="Times New Roman" w:hAnsi="Times New Roman" w:cs="Times New Roman"/>
-          <w:sz w:val="24"/>
-          <w:szCs w:val="24"/>
-          <w:lang w:val="en-GB"/>
-        </w:rPr>
-        <w:t xml:space="preserve"> with positive results, </w:t>
-      </w:r>
-      <w:r>
-        <w:rPr>
-          <w:rFonts w:ascii="Times New Roman" w:hAnsi="Times New Roman" w:cs="Times New Roman"/>
-          <w:sz w:val="24"/>
-          <w:szCs w:val="24"/>
-          <w:lang w:val="en-GB"/>
-        </w:rPr>
-        <w:t>but</w:t>
-      </w:r>
-      <w:r>
-        <w:rPr>
-          <w:rFonts w:ascii="Times New Roman" w:hAnsi="Times New Roman" w:cs="Times New Roman"/>
-          <w:sz w:val="24"/>
-          <w:szCs w:val="24"/>
-          <w:lang w:val="en-GB"/>
-        </w:rPr>
-        <w:t xml:space="preserve"> failed in Haiti (1991)</w:t>
-      </w:r>
-      <w:r>
-        <w:rPr>
-          <w:rFonts w:ascii="Times New Roman" w:hAnsi="Times New Roman" w:cs="Times New Roman"/>
-          <w:sz w:val="24"/>
-          <w:szCs w:val="24"/>
-          <w:lang w:val="en-GB"/>
-        </w:rPr>
-        <w:t>,</w:t>
-      </w:r>
-      <w:r>
-        <w:rPr>
-          <w:rFonts w:ascii="Times New Roman" w:hAnsi="Times New Roman" w:cs="Times New Roman"/>
-          <w:sz w:val="24"/>
-          <w:szCs w:val="24"/>
-          <w:lang w:val="en-GB"/>
-        </w:rPr>
-        <w:t xml:space="preserve"> mostly due to a </w:t>
-      </w:r>
-      <w:r>
-        <w:rPr>
-          <w:rFonts w:ascii="Times New Roman" w:hAnsi="Times New Roman" w:cs="Times New Roman"/>
-          <w:sz w:val="24"/>
-          <w:szCs w:val="24"/>
-          <w:lang w:val="en-GB"/>
-        </w:rPr>
-        <w:t xml:space="preserve">clash of </w:t>
-      </w:r>
-      <w:r>
-        <w:rPr>
-          <w:rFonts w:ascii="Times New Roman" w:hAnsi="Times New Roman" w:cs="Times New Roman"/>
-          <w:sz w:val="24"/>
-          <w:szCs w:val="24"/>
-          <w:lang w:val="en-GB"/>
-        </w:rPr>
-        <w:t>mandates</w:t>
-      </w:r>
-      <w:r>
-        <w:rPr>
-          <w:rFonts w:ascii="Times New Roman" w:hAnsi="Times New Roman" w:cs="Times New Roman"/>
-          <w:sz w:val="24"/>
-          <w:szCs w:val="24"/>
-          <w:lang w:val="en-GB"/>
-        </w:rPr>
-        <w:t xml:space="preserve"> between the OAS and the </w:t>
-      </w:r>
-      <w:r>
-        <w:rPr>
-          <w:rFonts w:ascii="Times New Roman" w:hAnsi="Times New Roman" w:cs="Times New Roman"/>
-          <w:sz w:val="24"/>
-          <w:szCs w:val="24"/>
-          <w:lang w:val="en-GB"/>
-        </w:rPr>
-        <w:t>UN</w:t>
-      </w:r>
-      <w:r>
-        <w:rPr>
-          <w:rFonts w:ascii="Times New Roman" w:hAnsi="Times New Roman" w:cs="Times New Roman"/>
-          <w:sz w:val="24"/>
-          <w:szCs w:val="24"/>
-          <w:lang w:val="en-GB"/>
-        </w:rPr>
-        <w:t xml:space="preserve"> Security Council, whose solutions to the Haitian crisis differed.</w:t>
-      </w:r>
-      <w:r>
-        <w:rPr>
-          <w:rFonts w:ascii="Times New Roman" w:hAnsi="Times New Roman" w:cs="Times New Roman"/>
-          <w:sz w:val="24"/>
-          <w:szCs w:val="24"/>
-          <w:lang w:val="en-GB"/>
-        </w:rPr>
-        <w:t xml:space="preserve"> </w:t>
-      </w:r>
-      <w:r>
-        <w:rPr>
-          <w:rFonts w:ascii="Times New Roman" w:hAnsi="Times New Roman" w:cs="Times New Roman"/>
-          <w:sz w:val="24"/>
-          <w:szCs w:val="24"/>
-          <w:lang w:val="en-GB"/>
-        </w:rPr>
-        <w:t xml:space="preserve">In 1991 the OAS </w:t>
+        <w:t xml:space="preserve">OAS </w:t>
       </w:r>
       <w:r>
         <w:rPr>
@@ -8537,18 +8544,221 @@
           <w:szCs w:val="24"/>
           <w:lang w:val="en-GB"/>
         </w:rPr>
+        <w:t>PUBLICATIONS</w:t>
+      </w:r>
+      <w:r>
+        <w:rPr>
+          <w:rFonts w:ascii="Times New Roman" w:hAnsi="Times New Roman" w:cs="Times New Roman"/>
+          <w:sz w:val="24"/>
+          <w:szCs w:val="24"/>
+          <w:lang w:val="en-GB"/>
+        </w:rPr>
+        <w:t xml:space="preserve">: </w:t>
+      </w:r>
+      <w:r>
+        <w:rPr>
+          <w:rFonts w:ascii="Times New Roman" w:hAnsi="Times New Roman" w:cs="Times New Roman"/>
+          <w:i/>
+          <w:sz w:val="24"/>
+          <w:szCs w:val="24"/>
+          <w:lang w:val="en-GB"/>
+        </w:rPr>
+        <w:t xml:space="preserve">La </w:t>
+      </w:r>
+      <w:proofErr w:type="spellStart"/>
+      <w:r>
+        <w:rPr>
+          <w:rFonts w:ascii="Times New Roman" w:hAnsi="Times New Roman" w:cs="Times New Roman"/>
+          <w:i/>
+          <w:sz w:val="24"/>
+          <w:szCs w:val="24"/>
+          <w:lang w:val="en-GB"/>
+        </w:rPr>
+        <w:t>Oportunidad</w:t>
+      </w:r>
+      <w:proofErr w:type="spellEnd"/>
+      <w:r>
+        <w:rPr>
+          <w:rFonts w:ascii="Times New Roman" w:hAnsi="Times New Roman" w:cs="Times New Roman"/>
+          <w:i/>
+          <w:sz w:val="24"/>
+          <w:szCs w:val="24"/>
+          <w:lang w:val="en-GB"/>
+        </w:rPr>
+        <w:t xml:space="preserve"> de </w:t>
+      </w:r>
+      <w:proofErr w:type="spellStart"/>
+      <w:r>
+        <w:rPr>
+          <w:rFonts w:ascii="Times New Roman" w:hAnsi="Times New Roman" w:cs="Times New Roman"/>
+          <w:i/>
+          <w:sz w:val="24"/>
+          <w:szCs w:val="24"/>
+          <w:lang w:val="en-GB"/>
+        </w:rPr>
+        <w:t>Crecer</w:t>
+      </w:r>
+      <w:proofErr w:type="spellEnd"/>
+      <w:r>
+        <w:rPr>
+          <w:rFonts w:ascii="Times New Roman" w:hAnsi="Times New Roman" w:cs="Times New Roman"/>
+          <w:i/>
+          <w:sz w:val="24"/>
+          <w:szCs w:val="24"/>
+          <w:lang w:val="en-GB"/>
+        </w:rPr>
+        <w:t xml:space="preserve">: La </w:t>
+      </w:r>
+      <w:proofErr w:type="spellStart"/>
+      <w:r>
+        <w:rPr>
+          <w:rFonts w:ascii="Times New Roman" w:hAnsi="Times New Roman" w:cs="Times New Roman"/>
+          <w:i/>
+          <w:sz w:val="24"/>
+          <w:szCs w:val="24"/>
+          <w:lang w:val="en-GB"/>
+        </w:rPr>
+        <w:t>Educación</w:t>
+      </w:r>
+      <w:proofErr w:type="spellEnd"/>
+      <w:r>
+        <w:rPr>
+          <w:rFonts w:ascii="Times New Roman" w:hAnsi="Times New Roman" w:cs="Times New Roman"/>
+          <w:i/>
+          <w:sz w:val="24"/>
+          <w:szCs w:val="24"/>
+          <w:lang w:val="en-GB"/>
+        </w:rPr>
+        <w:t xml:space="preserve"> </w:t>
+      </w:r>
+      <w:proofErr w:type="spellStart"/>
+      <w:r>
+        <w:rPr>
+          <w:rFonts w:ascii="Times New Roman" w:hAnsi="Times New Roman" w:cs="Times New Roman"/>
+          <w:i/>
+          <w:sz w:val="24"/>
+          <w:szCs w:val="24"/>
+          <w:lang w:val="en-GB"/>
+        </w:rPr>
+        <w:t>Frente</w:t>
+      </w:r>
+      <w:proofErr w:type="spellEnd"/>
+      <w:r>
+        <w:rPr>
+          <w:rFonts w:ascii="Times New Roman" w:hAnsi="Times New Roman" w:cs="Times New Roman"/>
+          <w:i/>
+          <w:sz w:val="24"/>
+          <w:szCs w:val="24"/>
+          <w:lang w:val="en-GB"/>
+        </w:rPr>
+        <w:t xml:space="preserve"> al Abuso de D</w:t>
+      </w:r>
+      <w:r>
+        <w:rPr>
+          <w:rFonts w:ascii="Times New Roman" w:hAnsi="Times New Roman" w:cs="Times New Roman"/>
+          <w:i/>
+          <w:sz w:val="24"/>
+          <w:szCs w:val="24"/>
+          <w:lang w:val="en-GB"/>
+        </w:rPr>
+        <w:t>rogas</w:t>
+      </w:r>
+      <w:r>
+        <w:rPr>
+          <w:rFonts w:ascii="Times New Roman" w:hAnsi="Times New Roman" w:cs="Times New Roman"/>
+          <w:sz w:val="24"/>
+          <w:szCs w:val="24"/>
+          <w:lang w:val="en-GB"/>
+        </w:rPr>
+        <w:t>, Washington DC</w:t>
+      </w:r>
+      <w:r>
+        <w:rPr>
+          <w:rFonts w:ascii="Times New Roman" w:hAnsi="Times New Roman" w:cs="Times New Roman"/>
+          <w:sz w:val="24"/>
+          <w:szCs w:val="24"/>
+          <w:lang w:val="en-GB"/>
+        </w:rPr>
+        <w:t xml:space="preserve"> 1987; </w:t>
+      </w:r>
+      <w:r>
+        <w:rPr>
+          <w:rFonts w:ascii="Times New Roman" w:hAnsi="Times New Roman" w:cs="Times New Roman"/>
+          <w:i/>
+          <w:sz w:val="24"/>
+          <w:szCs w:val="24"/>
+          <w:lang w:val="en-GB"/>
+        </w:rPr>
+        <w:t>The Future of the Organization of American States and Hemispheric Security</w:t>
+      </w:r>
+      <w:r>
+        <w:rPr>
+          <w:rFonts w:ascii="Times New Roman" w:hAnsi="Times New Roman" w:cs="Times New Roman"/>
+          <w:sz w:val="24"/>
+          <w:szCs w:val="24"/>
+          <w:lang w:val="en-GB"/>
+        </w:rPr>
+        <w:t xml:space="preserve">, Washington DC 1991; </w:t>
+      </w:r>
+      <w:r>
+        <w:rPr>
+          <w:rFonts w:ascii="Times New Roman" w:hAnsi="Times New Roman" w:cs="Times New Roman"/>
+          <w:i/>
+          <w:sz w:val="24"/>
+          <w:szCs w:val="24"/>
+          <w:lang w:val="en-GB"/>
+        </w:rPr>
+        <w:t>Profile of a Mandate: Ten Years at the OAS</w:t>
+      </w:r>
+      <w:r>
+        <w:rPr>
+          <w:rFonts w:ascii="Times New Roman" w:hAnsi="Times New Roman" w:cs="Times New Roman"/>
+          <w:sz w:val="24"/>
+          <w:szCs w:val="24"/>
+          <w:lang w:val="en-GB"/>
+        </w:rPr>
+        <w:t xml:space="preserve">, Washington DC </w:t>
+      </w:r>
+      <w:r>
+        <w:rPr>
+          <w:rFonts w:ascii="Times New Roman" w:hAnsi="Times New Roman" w:cs="Times New Roman"/>
+          <w:sz w:val="24"/>
+          <w:szCs w:val="24"/>
+          <w:lang w:val="en-GB"/>
+        </w:rPr>
         <w:lastRenderedPageBreak/>
-        <w:t>PUBLICATIONS</w:t>
-      </w:r>
-      <w:r>
-        <w:rPr>
-          <w:rFonts w:ascii="Times New Roman" w:hAnsi="Times New Roman" w:cs="Times New Roman"/>
-          <w:sz w:val="24"/>
-          <w:szCs w:val="24"/>
-          <w:lang w:val="en-GB"/>
-        </w:rPr>
-        <w:t xml:space="preserve">: </w:t>
-      </w:r>
+        <w:t xml:space="preserve">1994, in </w:t>
+      </w:r>
+      <w:proofErr w:type="spellStart"/>
+      <w:r>
+        <w:rPr>
+          <w:rFonts w:ascii="Times New Roman" w:hAnsi="Times New Roman" w:cs="Times New Roman"/>
+          <w:sz w:val="24"/>
+          <w:szCs w:val="24"/>
+          <w:lang w:val="en-GB"/>
+        </w:rPr>
+        <w:t>Portugese</w:t>
+      </w:r>
+      <w:proofErr w:type="spellEnd"/>
+      <w:r>
+        <w:rPr>
+          <w:rFonts w:ascii="Times New Roman" w:hAnsi="Times New Roman" w:cs="Times New Roman"/>
+          <w:sz w:val="24"/>
+          <w:szCs w:val="24"/>
+          <w:lang w:val="en-GB"/>
+        </w:rPr>
+        <w:t>:</w:t>
+      </w:r>
+      <w:r>
+        <w:rPr>
+          <w:rFonts w:ascii="Times New Roman" w:hAnsi="Times New Roman" w:cs="Times New Roman"/>
+          <w:sz w:val="24"/>
+          <w:szCs w:val="24"/>
+          <w:lang w:val="en-GB"/>
+        </w:rPr>
+        <w:t xml:space="preserve"> </w:t>
+      </w:r>
+      <w:proofErr w:type="spellStart"/>
       <w:r>
         <w:rPr>
           <w:rFonts w:ascii="Times New Roman" w:hAnsi="Times New Roman" w:cs="Times New Roman"/>
@@ -8557,7 +8767,18 @@
           <w:szCs w:val="24"/>
           <w:lang w:val="en-GB"/>
         </w:rPr>
-        <w:t xml:space="preserve">La </w:t>
+        <w:t>Síntese</w:t>
+      </w:r>
+      <w:proofErr w:type="spellEnd"/>
+      <w:r>
+        <w:rPr>
+          <w:rFonts w:ascii="Times New Roman" w:hAnsi="Times New Roman" w:cs="Times New Roman"/>
+          <w:i/>
+          <w:sz w:val="24"/>
+          <w:szCs w:val="24"/>
+          <w:lang w:val="en-GB"/>
+        </w:rPr>
+        <w:t xml:space="preserve"> de </w:t>
       </w:r>
       <w:proofErr w:type="spellStart"/>
       <w:r>
@@ -8568,7 +8789,7 @@
           <w:szCs w:val="24"/>
           <w:lang w:val="en-GB"/>
         </w:rPr>
-        <w:t>Oportunidad</w:t>
+        <w:t>uma</w:t>
       </w:r>
       <w:proofErr w:type="spellEnd"/>
       <w:r>
@@ -8579,6 +8800,78 @@
           <w:szCs w:val="24"/>
           <w:lang w:val="en-GB"/>
         </w:rPr>
+        <w:t xml:space="preserve"> </w:t>
+      </w:r>
+      <w:proofErr w:type="spellStart"/>
+      <w:r>
+        <w:rPr>
+          <w:rFonts w:ascii="Times New Roman" w:hAnsi="Times New Roman" w:cs="Times New Roman"/>
+          <w:i/>
+          <w:sz w:val="24"/>
+          <w:szCs w:val="24"/>
+          <w:lang w:val="en-GB"/>
+        </w:rPr>
+        <w:t>G</w:t>
+      </w:r>
+      <w:r>
+        <w:rPr>
+          <w:rFonts w:ascii="Times New Roman" w:hAnsi="Times New Roman" w:cs="Times New Roman"/>
+          <w:i/>
+          <w:sz w:val="24"/>
+          <w:szCs w:val="24"/>
+          <w:lang w:val="en-GB"/>
+        </w:rPr>
+        <w:t>estão</w:t>
+      </w:r>
+      <w:proofErr w:type="spellEnd"/>
+      <w:r>
+        <w:rPr>
+          <w:rFonts w:ascii="Times New Roman" w:hAnsi="Times New Roman" w:cs="Times New Roman"/>
+          <w:i/>
+          <w:sz w:val="24"/>
+          <w:szCs w:val="24"/>
+          <w:lang w:val="en-GB"/>
+        </w:rPr>
+        <w:t xml:space="preserve"> 1984-1994</w:t>
+      </w:r>
+      <w:r>
+        <w:rPr>
+          <w:rFonts w:ascii="Times New Roman" w:hAnsi="Times New Roman" w:cs="Times New Roman"/>
+          <w:sz w:val="24"/>
+          <w:szCs w:val="24"/>
+          <w:lang w:val="en-GB"/>
+        </w:rPr>
+        <w:t xml:space="preserve">, </w:t>
+      </w:r>
+      <w:r>
+        <w:rPr>
+          <w:rFonts w:ascii="Times New Roman" w:hAnsi="Times New Roman" w:cs="Times New Roman"/>
+          <w:sz w:val="24"/>
+          <w:szCs w:val="24"/>
+          <w:lang w:val="en-GB"/>
+        </w:rPr>
+        <w:t xml:space="preserve">in Spanish: </w:t>
+      </w:r>
+      <w:proofErr w:type="spellStart"/>
+      <w:r>
+        <w:rPr>
+          <w:rFonts w:ascii="Times New Roman" w:hAnsi="Times New Roman" w:cs="Times New Roman"/>
+          <w:i/>
+          <w:sz w:val="24"/>
+          <w:szCs w:val="24"/>
+          <w:lang w:val="en-GB"/>
+        </w:rPr>
+        <w:t>Sintesis</w:t>
+      </w:r>
+      <w:proofErr w:type="spellEnd"/>
+      <w:r>
+        <w:rPr>
+          <w:rFonts w:ascii="Times New Roman" w:hAnsi="Times New Roman" w:cs="Times New Roman"/>
+          <w:i/>
+          <w:sz w:val="24"/>
+          <w:szCs w:val="24"/>
+          <w:lang w:val="en-GB"/>
+        </w:rPr>
         <w:t xml:space="preserve"> de </w:t>
       </w:r>
       <w:proofErr w:type="spellStart"/>
@@ -8590,7 +8883,7 @@
           <w:szCs w:val="24"/>
           <w:lang w:val="en-GB"/>
         </w:rPr>
-        <w:t>Crecer</w:t>
+        <w:t>una</w:t>
       </w:r>
       <w:proofErr w:type="spellEnd"/>
       <w:r>
@@ -8601,7 +8894,7 @@
           <w:szCs w:val="24"/>
           <w:lang w:val="en-GB"/>
         </w:rPr>
-        <w:t xml:space="preserve">: La </w:t>
+        <w:t xml:space="preserve"> </w:t>
       </w:r>
       <w:proofErr w:type="spellStart"/>
       <w:r>
@@ -8612,7 +8905,17 @@
           <w:szCs w:val="24"/>
           <w:lang w:val="en-GB"/>
         </w:rPr>
-        <w:t>Educación</w:t>
+        <w:t>G</w:t>
+      </w:r>
+      <w:r>
+        <w:rPr>
+          <w:rFonts w:ascii="Times New Roman" w:hAnsi="Times New Roman" w:cs="Times New Roman"/>
+          <w:i/>
+          <w:sz w:val="24"/>
+          <w:szCs w:val="24"/>
+          <w:lang w:val="en-GB"/>
+        </w:rPr>
+        <w:t>estión</w:t>
       </w:r>
       <w:proofErr w:type="spellEnd"/>
       <w:r>
@@ -8623,18 +8926,202 @@
           <w:szCs w:val="24"/>
           <w:lang w:val="en-GB"/>
         </w:rPr>
+        <w:t>, 1984-1994</w:t>
+      </w:r>
+      <w:r>
+        <w:rPr>
+          <w:rFonts w:ascii="Times New Roman" w:hAnsi="Times New Roman" w:cs="Times New Roman"/>
+          <w:sz w:val="24"/>
+          <w:szCs w:val="24"/>
+          <w:lang w:val="en-GB"/>
+        </w:rPr>
+        <w:t xml:space="preserve">; </w:t>
+      </w:r>
+      <w:r>
+        <w:rPr>
+          <w:rFonts w:ascii="Times New Roman" w:hAnsi="Times New Roman" w:cs="Times New Roman"/>
+          <w:i/>
+          <w:sz w:val="24"/>
+          <w:szCs w:val="24"/>
+          <w:lang w:val="en-GB"/>
+        </w:rPr>
+        <w:t xml:space="preserve">Onde </w:t>
+      </w:r>
+      <w:proofErr w:type="spellStart"/>
+      <w:r>
+        <w:rPr>
+          <w:rFonts w:ascii="Times New Roman" w:hAnsi="Times New Roman" w:cs="Times New Roman"/>
+          <w:i/>
+          <w:sz w:val="24"/>
+          <w:szCs w:val="24"/>
+          <w:lang w:val="en-GB"/>
+        </w:rPr>
+        <w:t>Está</w:t>
+      </w:r>
+      <w:proofErr w:type="spellEnd"/>
+      <w:r>
+        <w:rPr>
+          <w:rFonts w:ascii="Times New Roman" w:hAnsi="Times New Roman" w:cs="Times New Roman"/>
+          <w:i/>
+          <w:sz w:val="24"/>
+          <w:szCs w:val="24"/>
+          <w:lang w:val="en-GB"/>
+        </w:rPr>
+        <w:t xml:space="preserve"> o </w:t>
+      </w:r>
+      <w:proofErr w:type="spellStart"/>
+      <w:r>
+        <w:rPr>
+          <w:rFonts w:ascii="Times New Roman" w:hAnsi="Times New Roman" w:cs="Times New Roman"/>
+          <w:i/>
+          <w:sz w:val="24"/>
+          <w:szCs w:val="24"/>
+          <w:lang w:val="en-GB"/>
+        </w:rPr>
+        <w:t>Secretário</w:t>
+      </w:r>
+      <w:proofErr w:type="spellEnd"/>
+      <w:r>
+        <w:rPr>
+          <w:rFonts w:ascii="Times New Roman" w:hAnsi="Times New Roman" w:cs="Times New Roman"/>
+          <w:i/>
+          <w:sz w:val="24"/>
+          <w:szCs w:val="24"/>
+          <w:lang w:val="en-GB"/>
+        </w:rPr>
+        <w:t>-Geral?</w:t>
+      </w:r>
+      <w:r>
+        <w:rPr>
+          <w:rFonts w:ascii="Times New Roman" w:hAnsi="Times New Roman" w:cs="Times New Roman"/>
+          <w:sz w:val="24"/>
+          <w:szCs w:val="24"/>
+          <w:lang w:val="en-GB"/>
+        </w:rPr>
+        <w:t>, São Paulo</w:t>
+      </w:r>
+      <w:r>
+        <w:rPr>
+          <w:rFonts w:ascii="Times New Roman" w:hAnsi="Times New Roman" w:cs="Times New Roman"/>
+          <w:sz w:val="24"/>
+          <w:szCs w:val="24"/>
+          <w:lang w:val="en-GB"/>
+        </w:rPr>
+        <w:t xml:space="preserve"> 1998;</w:t>
+      </w:r>
+      <w:r>
+        <w:rPr>
+          <w:rFonts w:ascii="Times New Roman" w:hAnsi="Times New Roman" w:cs="Times New Roman"/>
+          <w:sz w:val="24"/>
+          <w:szCs w:val="24"/>
+          <w:lang w:val="en-GB"/>
+        </w:rPr>
         <w:t xml:space="preserve"> </w:t>
       </w:r>
+      <w:r>
+        <w:rPr>
+          <w:rFonts w:ascii="Times New Roman" w:hAnsi="Times New Roman" w:cs="Times New Roman"/>
+          <w:sz w:val="24"/>
+          <w:szCs w:val="24"/>
+          <w:lang w:val="en-GB"/>
+        </w:rPr>
+        <w:t>‘</w:t>
+      </w:r>
+      <w:r>
+        <w:rPr>
+          <w:rFonts w:ascii="Times New Roman" w:hAnsi="Times New Roman" w:cs="Times New Roman"/>
+          <w:sz w:val="24"/>
+          <w:szCs w:val="24"/>
+          <w:lang w:val="en-GB"/>
+        </w:rPr>
+        <w:t xml:space="preserve">A </w:t>
+      </w:r>
       <w:proofErr w:type="spellStart"/>
       <w:r>
         <w:rPr>
           <w:rFonts w:ascii="Times New Roman" w:hAnsi="Times New Roman" w:cs="Times New Roman"/>
+          <w:sz w:val="24"/>
+          <w:szCs w:val="24"/>
+          <w:lang w:val="en-GB"/>
+        </w:rPr>
+        <w:t>Tarefa</w:t>
+      </w:r>
+      <w:proofErr w:type="spellEnd"/>
+      <w:r>
+        <w:rPr>
+          <w:rFonts w:ascii="Times New Roman" w:hAnsi="Times New Roman" w:cs="Times New Roman"/>
+          <w:sz w:val="24"/>
+          <w:szCs w:val="24"/>
+          <w:lang w:val="en-GB"/>
+        </w:rPr>
+        <w:t xml:space="preserve"> do Grupo dos </w:t>
+      </w:r>
+      <w:r>
+        <w:rPr>
+          <w:rFonts w:ascii="Times New Roman" w:hAnsi="Times New Roman" w:cs="Times New Roman"/>
+          <w:sz w:val="24"/>
+          <w:szCs w:val="24"/>
+          <w:lang w:val="en-GB"/>
+        </w:rPr>
+        <w:t>16 e</w:t>
+      </w:r>
+      <w:r>
+        <w:rPr>
+          <w:rFonts w:ascii="Times New Roman" w:hAnsi="Times New Roman" w:cs="Times New Roman"/>
+          <w:sz w:val="24"/>
+          <w:szCs w:val="24"/>
+          <w:lang w:val="en-GB"/>
+        </w:rPr>
+        <w:t xml:space="preserve"> </w:t>
+      </w:r>
+      <w:r>
+        <w:rPr>
+          <w:rFonts w:ascii="Times New Roman" w:hAnsi="Times New Roman" w:cs="Times New Roman"/>
+          <w:sz w:val="24"/>
+          <w:szCs w:val="24"/>
+          <w:lang w:val="en-GB"/>
+        </w:rPr>
+        <w:t xml:space="preserve">as </w:t>
+      </w:r>
+      <w:proofErr w:type="spellStart"/>
+      <w:r>
+        <w:rPr>
+          <w:rFonts w:ascii="Times New Roman" w:hAnsi="Times New Roman" w:cs="Times New Roman"/>
+          <w:sz w:val="24"/>
+          <w:szCs w:val="24"/>
+          <w:lang w:val="en-GB"/>
+        </w:rPr>
+        <w:t>Nações</w:t>
+      </w:r>
+      <w:proofErr w:type="spellEnd"/>
+      <w:r>
+        <w:rPr>
+          <w:rFonts w:ascii="Times New Roman" w:hAnsi="Times New Roman" w:cs="Times New Roman"/>
+          <w:sz w:val="24"/>
+          <w:szCs w:val="24"/>
+          <w:lang w:val="en-GB"/>
+        </w:rPr>
+        <w:t xml:space="preserve"> Unidas</w:t>
+      </w:r>
+      <w:r>
+        <w:rPr>
+          <w:rFonts w:ascii="Times New Roman" w:hAnsi="Times New Roman" w:cs="Times New Roman"/>
+          <w:sz w:val="24"/>
+          <w:szCs w:val="24"/>
+          <w:lang w:val="en-GB"/>
+        </w:rPr>
+        <w:t xml:space="preserve">’ in </w:t>
+      </w:r>
+      <w:proofErr w:type="spellStart"/>
+      <w:r>
+        <w:rPr>
+          <w:rFonts w:ascii="Times New Roman" w:hAnsi="Times New Roman" w:cs="Times New Roman"/>
           <w:i/>
           <w:sz w:val="24"/>
           <w:szCs w:val="24"/>
           <w:lang w:val="en-GB"/>
         </w:rPr>
-        <w:t>Frente</w:t>
+        <w:t>Cadernos</w:t>
       </w:r>
       <w:proofErr w:type="spellEnd"/>
       <w:r>
@@ -8645,7 +9132,62 @@
           <w:szCs w:val="24"/>
           <w:lang w:val="en-GB"/>
         </w:rPr>
-        <w:t xml:space="preserve"> al </w:t>
+        <w:t xml:space="preserve"> Adenauer</w:t>
+      </w:r>
+      <w:r>
+        <w:rPr>
+          <w:rFonts w:ascii="Times New Roman" w:hAnsi="Times New Roman" w:cs="Times New Roman"/>
+          <w:sz w:val="24"/>
+          <w:szCs w:val="24"/>
+          <w:lang w:val="en-GB"/>
+        </w:rPr>
+        <w:t>, Rio de Janeiro</w:t>
+      </w:r>
+      <w:r>
+        <w:rPr>
+          <w:rFonts w:ascii="Times New Roman" w:hAnsi="Times New Roman" w:cs="Times New Roman"/>
+          <w:sz w:val="24"/>
+          <w:szCs w:val="24"/>
+          <w:lang w:val="en-GB"/>
+        </w:rPr>
+        <w:t xml:space="preserve"> 2005</w:t>
+      </w:r>
+      <w:r>
+        <w:rPr>
+          <w:rFonts w:ascii="Times New Roman" w:hAnsi="Times New Roman" w:cs="Times New Roman"/>
+          <w:sz w:val="24"/>
+          <w:szCs w:val="24"/>
+          <w:lang w:val="en-GB"/>
+        </w:rPr>
+        <w:t xml:space="preserve">, </w:t>
+      </w:r>
+      <w:r>
+        <w:rPr>
+          <w:rFonts w:ascii="Times New Roman" w:hAnsi="Times New Roman" w:cs="Times New Roman"/>
+          <w:sz w:val="24"/>
+          <w:szCs w:val="24"/>
+          <w:lang w:val="en-GB"/>
+        </w:rPr>
+        <w:t>73-94</w:t>
+      </w:r>
+      <w:r>
+        <w:rPr>
+          <w:rFonts w:ascii="Times New Roman" w:hAnsi="Times New Roman" w:cs="Times New Roman"/>
+          <w:sz w:val="24"/>
+          <w:szCs w:val="24"/>
+          <w:lang w:val="en-GB"/>
+        </w:rPr>
+        <w:t xml:space="preserve">; </w:t>
+      </w:r>
+      <w:r>
+        <w:rPr>
+          <w:rFonts w:ascii="Times New Roman" w:hAnsi="Times New Roman" w:cs="Times New Roman"/>
+          <w:i/>
+          <w:sz w:val="24"/>
+          <w:szCs w:val="24"/>
+          <w:lang w:val="en-GB"/>
+        </w:rPr>
+        <w:t xml:space="preserve">As </w:t>
       </w:r>
       <w:proofErr w:type="spellStart"/>
       <w:r>
@@ -8656,7 +9198,7 @@
           <w:szCs w:val="24"/>
           <w:lang w:val="en-GB"/>
         </w:rPr>
-        <w:t>Abuso</w:t>
+        <w:t>Nações</w:t>
       </w:r>
       <w:proofErr w:type="spellEnd"/>
       <w:r>
@@ -8667,8 +9209,9 @@
           <w:szCs w:val="24"/>
           <w:lang w:val="en-GB"/>
         </w:rPr>
-        <w:t xml:space="preserve"> de D</w:t>
-      </w:r>
+        <w:t xml:space="preserve"> Unidas </w:t>
+      </w:r>
+      <w:proofErr w:type="spellStart"/>
       <w:r>
         <w:rPr>
           <w:rFonts w:ascii="Times New Roman" w:hAnsi="Times New Roman" w:cs="Times New Roman"/>
@@ -8677,26 +9220,9 @@
           <w:szCs w:val="24"/>
           <w:lang w:val="en-GB"/>
         </w:rPr>
-        <w:t>rogas</w:t>
-      </w:r>
-      <w:r>
-        <w:rPr>
-          <w:rFonts w:ascii="Times New Roman" w:hAnsi="Times New Roman" w:cs="Times New Roman"/>
-          <w:sz w:val="24"/>
-          <w:szCs w:val="24"/>
-          <w:lang w:val="en-GB"/>
-        </w:rPr>
-        <w:t>, Washington DC</w:t>
-      </w:r>
-      <w:r>
-        <w:rPr>
-          <w:rFonts w:ascii="Times New Roman" w:hAnsi="Times New Roman" w:cs="Times New Roman"/>
-          <w:sz w:val="24"/>
-          <w:szCs w:val="24"/>
-          <w:lang w:val="en-GB"/>
-        </w:rPr>
-        <w:t xml:space="preserve"> 1987; </w:t>
-      </w:r>
+        <w:t>diante</w:t>
+      </w:r>
+      <w:proofErr w:type="spellEnd"/>
       <w:r>
         <w:rPr>
           <w:rFonts w:ascii="Times New Roman" w:hAnsi="Times New Roman" w:cs="Times New Roman"/>
@@ -8705,17 +9231,9 @@
           <w:szCs w:val="24"/>
           <w:lang w:val="en-GB"/>
         </w:rPr>
-        <w:t>The Future of the Organization of American States and Hemispheric Security</w:t>
-      </w:r>
-      <w:r>
-        <w:rPr>
-          <w:rFonts w:ascii="Times New Roman" w:hAnsi="Times New Roman" w:cs="Times New Roman"/>
-          <w:sz w:val="24"/>
-          <w:szCs w:val="24"/>
-          <w:lang w:val="en-GB"/>
-        </w:rPr>
-        <w:t xml:space="preserve">, Washington DC 1991; </w:t>
-      </w:r>
+        <w:t xml:space="preserve"> das </w:t>
+      </w:r>
+      <w:proofErr w:type="spellStart"/>
       <w:r>
         <w:rPr>
           <w:rFonts w:ascii="Times New Roman" w:hAnsi="Times New Roman" w:cs="Times New Roman"/>
@@ -8724,45 +9242,40 @@
           <w:szCs w:val="24"/>
           <w:lang w:val="en-GB"/>
         </w:rPr>
-        <w:t>Profile of a Mandate: Ten Years at the OAS</w:t>
-      </w:r>
-      <w:r>
-        <w:rPr>
-          <w:rFonts w:ascii="Times New Roman" w:hAnsi="Times New Roman" w:cs="Times New Roman"/>
-          <w:sz w:val="24"/>
-          <w:szCs w:val="24"/>
-          <w:lang w:val="en-GB"/>
-        </w:rPr>
-        <w:t xml:space="preserve">, Washington DC 1994, in </w:t>
+        <w:t>Ameaças</w:t>
+      </w:r>
+      <w:proofErr w:type="spellEnd"/>
+      <w:r>
+        <w:rPr>
+          <w:rFonts w:ascii="Times New Roman" w:hAnsi="Times New Roman" w:cs="Times New Roman"/>
+          <w:i/>
+          <w:sz w:val="24"/>
+          <w:szCs w:val="24"/>
+          <w:lang w:val="en-GB"/>
+        </w:rPr>
+        <w:t xml:space="preserve">, dos </w:t>
       </w:r>
       <w:proofErr w:type="spellStart"/>
       <w:r>
         <w:rPr>
           <w:rFonts w:ascii="Times New Roman" w:hAnsi="Times New Roman" w:cs="Times New Roman"/>
-          <w:sz w:val="24"/>
-          <w:szCs w:val="24"/>
-          <w:lang w:val="en-GB"/>
-        </w:rPr>
-        <w:t>Portugese</w:t>
+          <w:i/>
+          <w:sz w:val="24"/>
+          <w:szCs w:val="24"/>
+          <w:lang w:val="en-GB"/>
+        </w:rPr>
+        <w:t>Desafios</w:t>
       </w:r>
       <w:proofErr w:type="spellEnd"/>
       <w:r>
         <w:rPr>
           <w:rFonts w:ascii="Times New Roman" w:hAnsi="Times New Roman" w:cs="Times New Roman"/>
-          <w:sz w:val="24"/>
-          <w:szCs w:val="24"/>
-          <w:lang w:val="en-GB"/>
-        </w:rPr>
-        <w:t>:</w:t>
-      </w:r>
-      <w:r>
-        <w:rPr>
-          <w:rFonts w:ascii="Times New Roman" w:hAnsi="Times New Roman" w:cs="Times New Roman"/>
-          <w:sz w:val="24"/>
-          <w:szCs w:val="24"/>
-          <w:lang w:val="en-GB"/>
-        </w:rPr>
-        <w:t xml:space="preserve"> </w:t>
+          <w:i/>
+          <w:sz w:val="24"/>
+          <w:szCs w:val="24"/>
+          <w:lang w:val="en-GB"/>
+        </w:rPr>
+        <w:t xml:space="preserve">, das </w:t>
       </w:r>
       <w:proofErr w:type="spellStart"/>
       <w:r>
@@ -8773,256 +9286,35 @@
           <w:szCs w:val="24"/>
           <w:lang w:val="en-GB"/>
         </w:rPr>
-        <w:t>Síntese</w:t>
+        <w:t>Mudanças</w:t>
       </w:r>
       <w:proofErr w:type="spellEnd"/>
       <w:r>
         <w:rPr>
           <w:rFonts w:ascii="Times New Roman" w:hAnsi="Times New Roman" w:cs="Times New Roman"/>
-          <w:i/>
-          <w:sz w:val="24"/>
-          <w:szCs w:val="24"/>
-          <w:lang w:val="en-GB"/>
-        </w:rPr>
-        <w:t xml:space="preserve"> de </w:t>
-      </w:r>
-      <w:proofErr w:type="spellStart"/>
-      <w:r>
-        <w:rPr>
-          <w:rFonts w:ascii="Times New Roman" w:hAnsi="Times New Roman" w:cs="Times New Roman"/>
-          <w:i/>
-          <w:sz w:val="24"/>
-          <w:szCs w:val="24"/>
-          <w:lang w:val="en-GB"/>
-        </w:rPr>
-        <w:t>uma</w:t>
-      </w:r>
-      <w:proofErr w:type="spellEnd"/>
-      <w:r>
-        <w:rPr>
-          <w:rFonts w:ascii="Times New Roman" w:hAnsi="Times New Roman" w:cs="Times New Roman"/>
-          <w:i/>
-          <w:sz w:val="24"/>
-          <w:szCs w:val="24"/>
-          <w:lang w:val="en-GB"/>
-        </w:rPr>
-        <w:t xml:space="preserve"> </w:t>
-      </w:r>
-      <w:proofErr w:type="spellStart"/>
-      <w:r>
-        <w:rPr>
-          <w:rFonts w:ascii="Times New Roman" w:hAnsi="Times New Roman" w:cs="Times New Roman"/>
-          <w:i/>
-          <w:sz w:val="24"/>
-          <w:szCs w:val="24"/>
-          <w:lang w:val="en-GB"/>
-        </w:rPr>
-        <w:t>G</w:t>
-      </w:r>
-      <w:r>
-        <w:rPr>
-          <w:rFonts w:ascii="Times New Roman" w:hAnsi="Times New Roman" w:cs="Times New Roman"/>
-          <w:i/>
-          <w:sz w:val="24"/>
-          <w:szCs w:val="24"/>
-          <w:lang w:val="en-GB"/>
-        </w:rPr>
-        <w:t>estão</w:t>
-      </w:r>
-      <w:proofErr w:type="spellEnd"/>
-      <w:r>
-        <w:rPr>
-          <w:rFonts w:ascii="Times New Roman" w:hAnsi="Times New Roman" w:cs="Times New Roman"/>
-          <w:i/>
-          <w:sz w:val="24"/>
-          <w:szCs w:val="24"/>
-          <w:lang w:val="en-GB"/>
-        </w:rPr>
-        <w:t xml:space="preserve"> 1984-1994</w:t>
-      </w:r>
-      <w:r>
-        <w:rPr>
-          <w:rFonts w:ascii="Times New Roman" w:hAnsi="Times New Roman" w:cs="Times New Roman"/>
-          <w:sz w:val="24"/>
-          <w:szCs w:val="24"/>
-          <w:lang w:val="en-GB"/>
-        </w:rPr>
-        <w:t xml:space="preserve">, </w:t>
-      </w:r>
-      <w:r>
-        <w:rPr>
-          <w:rFonts w:ascii="Times New Roman" w:hAnsi="Times New Roman" w:cs="Times New Roman"/>
-          <w:sz w:val="24"/>
-          <w:szCs w:val="24"/>
-          <w:lang w:val="en-GB"/>
-        </w:rPr>
-        <w:t xml:space="preserve">in Spanish: </w:t>
-      </w:r>
-      <w:proofErr w:type="spellStart"/>
-      <w:r>
-        <w:rPr>
-          <w:rFonts w:ascii="Times New Roman" w:hAnsi="Times New Roman" w:cs="Times New Roman"/>
-          <w:i/>
-          <w:sz w:val="24"/>
-          <w:szCs w:val="24"/>
-          <w:lang w:val="en-GB"/>
-        </w:rPr>
-        <w:t>Sintesis</w:t>
-      </w:r>
-      <w:proofErr w:type="spellEnd"/>
-      <w:r>
-        <w:rPr>
-          <w:rFonts w:ascii="Times New Roman" w:hAnsi="Times New Roman" w:cs="Times New Roman"/>
-          <w:i/>
-          <w:sz w:val="24"/>
-          <w:szCs w:val="24"/>
-          <w:lang w:val="en-GB"/>
-        </w:rPr>
-        <w:t xml:space="preserve"> de </w:t>
-      </w:r>
-      <w:proofErr w:type="spellStart"/>
-      <w:r>
-        <w:rPr>
-          <w:rFonts w:ascii="Times New Roman" w:hAnsi="Times New Roman" w:cs="Times New Roman"/>
-          <w:i/>
-          <w:sz w:val="24"/>
-          <w:szCs w:val="24"/>
-          <w:lang w:val="en-GB"/>
-        </w:rPr>
-        <w:t>una</w:t>
-      </w:r>
-      <w:proofErr w:type="spellEnd"/>
-      <w:r>
-        <w:rPr>
-          <w:rFonts w:ascii="Times New Roman" w:hAnsi="Times New Roman" w:cs="Times New Roman"/>
-          <w:i/>
-          <w:sz w:val="24"/>
-          <w:szCs w:val="24"/>
-          <w:lang w:val="en-GB"/>
-        </w:rPr>
-        <w:t xml:space="preserve"> </w:t>
-      </w:r>
-      <w:proofErr w:type="spellStart"/>
-      <w:r>
-        <w:rPr>
-          <w:rFonts w:ascii="Times New Roman" w:hAnsi="Times New Roman" w:cs="Times New Roman"/>
-          <w:i/>
-          <w:sz w:val="24"/>
-          <w:szCs w:val="24"/>
-          <w:lang w:val="en-GB"/>
-        </w:rPr>
-        <w:t>G</w:t>
-      </w:r>
-      <w:r>
-        <w:rPr>
-          <w:rFonts w:ascii="Times New Roman" w:hAnsi="Times New Roman" w:cs="Times New Roman"/>
-          <w:i/>
-          <w:sz w:val="24"/>
-          <w:szCs w:val="24"/>
-          <w:lang w:val="en-GB"/>
-        </w:rPr>
-        <w:t>estión</w:t>
-      </w:r>
-      <w:proofErr w:type="spellEnd"/>
-      <w:r>
-        <w:rPr>
-          <w:rFonts w:ascii="Times New Roman" w:hAnsi="Times New Roman" w:cs="Times New Roman"/>
-          <w:i/>
-          <w:sz w:val="24"/>
-          <w:szCs w:val="24"/>
-          <w:lang w:val="en-GB"/>
-        </w:rPr>
-        <w:t>, 1984-1994</w:t>
-      </w:r>
-      <w:r>
-        <w:rPr>
-          <w:rFonts w:ascii="Times New Roman" w:hAnsi="Times New Roman" w:cs="Times New Roman"/>
-          <w:sz w:val="24"/>
-          <w:szCs w:val="24"/>
-          <w:lang w:val="en-GB"/>
-        </w:rPr>
-        <w:t xml:space="preserve">; </w:t>
-      </w:r>
-      <w:r>
-        <w:rPr>
-          <w:rFonts w:ascii="Times New Roman" w:hAnsi="Times New Roman" w:cs="Times New Roman"/>
-          <w:i/>
-          <w:sz w:val="24"/>
-          <w:szCs w:val="24"/>
-          <w:lang w:val="en-GB"/>
-        </w:rPr>
-        <w:t xml:space="preserve">Onde </w:t>
-      </w:r>
-      <w:proofErr w:type="spellStart"/>
-      <w:r>
-        <w:rPr>
-          <w:rFonts w:ascii="Times New Roman" w:hAnsi="Times New Roman" w:cs="Times New Roman"/>
-          <w:i/>
-          <w:sz w:val="24"/>
-          <w:szCs w:val="24"/>
-          <w:lang w:val="en-GB"/>
-        </w:rPr>
-        <w:t>Está</w:t>
-      </w:r>
-      <w:proofErr w:type="spellEnd"/>
-      <w:r>
-        <w:rPr>
-          <w:rFonts w:ascii="Times New Roman" w:hAnsi="Times New Roman" w:cs="Times New Roman"/>
-          <w:i/>
-          <w:sz w:val="24"/>
-          <w:szCs w:val="24"/>
-          <w:lang w:val="en-GB"/>
-        </w:rPr>
-        <w:t xml:space="preserve"> o </w:t>
-      </w:r>
-      <w:proofErr w:type="spellStart"/>
-      <w:r>
-        <w:rPr>
-          <w:rFonts w:ascii="Times New Roman" w:hAnsi="Times New Roman" w:cs="Times New Roman"/>
-          <w:i/>
-          <w:sz w:val="24"/>
-          <w:szCs w:val="24"/>
-          <w:lang w:val="en-GB"/>
-        </w:rPr>
-        <w:t>Secretário</w:t>
-      </w:r>
-      <w:proofErr w:type="spellEnd"/>
-      <w:r>
-        <w:rPr>
-          <w:rFonts w:ascii="Times New Roman" w:hAnsi="Times New Roman" w:cs="Times New Roman"/>
-          <w:i/>
-          <w:sz w:val="24"/>
-          <w:szCs w:val="24"/>
-          <w:lang w:val="en-GB"/>
-        </w:rPr>
-        <w:t>-Geral?</w:t>
-      </w:r>
-      <w:r>
-        <w:rPr>
-          <w:rFonts w:ascii="Times New Roman" w:hAnsi="Times New Roman" w:cs="Times New Roman"/>
-          <w:sz w:val="24"/>
-          <w:szCs w:val="24"/>
-          <w:lang w:val="en-GB"/>
-        </w:rPr>
-        <w:t>, São Paulo</w:t>
-      </w:r>
-      <w:r>
-        <w:rPr>
-          <w:rFonts w:ascii="Times New Roman" w:hAnsi="Times New Roman" w:cs="Times New Roman"/>
-          <w:sz w:val="24"/>
-          <w:szCs w:val="24"/>
-          <w:lang w:val="en-GB"/>
-        </w:rPr>
-        <w:t xml:space="preserve"> 1998;</w:t>
-      </w:r>
-      <w:r>
-        <w:rPr>
-          <w:rFonts w:ascii="Times New Roman" w:hAnsi="Times New Roman" w:cs="Times New Roman"/>
-          <w:sz w:val="24"/>
-          <w:szCs w:val="24"/>
-          <w:lang w:val="en-GB"/>
-        </w:rPr>
-        <w:t xml:space="preserve"> </w:t>
+          <w:sz w:val="24"/>
+          <w:szCs w:val="24"/>
+          <w:lang w:val="en-GB"/>
+        </w:rPr>
+        <w:t xml:space="preserve">, Rio de </w:t>
+      </w:r>
+      <w:r>
+        <w:rPr>
+          <w:rFonts w:ascii="Times New Roman" w:hAnsi="Times New Roman" w:cs="Times New Roman"/>
+          <w:sz w:val="24"/>
+          <w:szCs w:val="24"/>
+          <w:lang w:val="en-GB"/>
+        </w:rPr>
+        <w:t>Janeiro</w:t>
+      </w:r>
+      <w:r>
+        <w:rPr>
+          <w:rFonts w:ascii="Times New Roman" w:hAnsi="Times New Roman" w:cs="Times New Roman"/>
+          <w:sz w:val="24"/>
+          <w:szCs w:val="24"/>
+          <w:lang w:val="en-GB"/>
+        </w:rPr>
+        <w:t xml:space="preserve"> 2005; </w:t>
       </w:r>
       <w:r>
         <w:rPr>
@@ -9040,316 +9332,7 @@
           <w:szCs w:val="24"/>
           <w:lang w:val="en-GB"/>
         </w:rPr>
-        <w:t xml:space="preserve">A </w:t>
-      </w:r>
-      <w:proofErr w:type="spellStart"/>
-      <w:r>
-        <w:rPr>
-          <w:rFonts w:ascii="Times New Roman" w:hAnsi="Times New Roman" w:cs="Times New Roman"/>
-          <w:sz w:val="24"/>
-          <w:szCs w:val="24"/>
-          <w:lang w:val="en-GB"/>
-        </w:rPr>
-        <w:t>Tarefa</w:t>
-      </w:r>
-      <w:proofErr w:type="spellEnd"/>
-      <w:r>
-        <w:rPr>
-          <w:rFonts w:ascii="Times New Roman" w:hAnsi="Times New Roman" w:cs="Times New Roman"/>
-          <w:sz w:val="24"/>
-          <w:szCs w:val="24"/>
-          <w:lang w:val="en-GB"/>
-        </w:rPr>
-        <w:t xml:space="preserve"> do Grupo dos </w:t>
-      </w:r>
-      <w:r>
-        <w:rPr>
-          <w:rFonts w:ascii="Times New Roman" w:hAnsi="Times New Roman" w:cs="Times New Roman"/>
-          <w:sz w:val="24"/>
-          <w:szCs w:val="24"/>
-          <w:lang w:val="en-GB"/>
-        </w:rPr>
-        <w:t>16 e</w:t>
-      </w:r>
-      <w:r>
-        <w:rPr>
-          <w:rFonts w:ascii="Times New Roman" w:hAnsi="Times New Roman" w:cs="Times New Roman"/>
-          <w:sz w:val="24"/>
-          <w:szCs w:val="24"/>
-          <w:lang w:val="en-GB"/>
-        </w:rPr>
-        <w:t xml:space="preserve"> </w:t>
-      </w:r>
-      <w:r>
-        <w:rPr>
-          <w:rFonts w:ascii="Times New Roman" w:hAnsi="Times New Roman" w:cs="Times New Roman"/>
-          <w:sz w:val="24"/>
-          <w:szCs w:val="24"/>
-          <w:lang w:val="en-GB"/>
-        </w:rPr>
-        <w:t xml:space="preserve">as </w:t>
-      </w:r>
-      <w:proofErr w:type="spellStart"/>
-      <w:r>
-        <w:rPr>
-          <w:rFonts w:ascii="Times New Roman" w:hAnsi="Times New Roman" w:cs="Times New Roman"/>
-          <w:sz w:val="24"/>
-          <w:szCs w:val="24"/>
-          <w:lang w:val="en-GB"/>
-        </w:rPr>
-        <w:t>Nações</w:t>
-      </w:r>
-      <w:proofErr w:type="spellEnd"/>
-      <w:r>
-        <w:rPr>
-          <w:rFonts w:ascii="Times New Roman" w:hAnsi="Times New Roman" w:cs="Times New Roman"/>
-          <w:sz w:val="24"/>
-          <w:szCs w:val="24"/>
-          <w:lang w:val="en-GB"/>
-        </w:rPr>
-        <w:t xml:space="preserve"> Unidas</w:t>
-      </w:r>
-      <w:r>
-        <w:rPr>
-          <w:rFonts w:ascii="Times New Roman" w:hAnsi="Times New Roman" w:cs="Times New Roman"/>
-          <w:sz w:val="24"/>
-          <w:szCs w:val="24"/>
-          <w:lang w:val="en-GB"/>
-        </w:rPr>
-        <w:t xml:space="preserve">’ in </w:t>
-      </w:r>
-      <w:proofErr w:type="spellStart"/>
-      <w:r>
-        <w:rPr>
-          <w:rFonts w:ascii="Times New Roman" w:hAnsi="Times New Roman" w:cs="Times New Roman"/>
-          <w:i/>
-          <w:sz w:val="24"/>
-          <w:szCs w:val="24"/>
-          <w:lang w:val="en-GB"/>
-        </w:rPr>
-        <w:t>Cadernos</w:t>
-      </w:r>
-      <w:proofErr w:type="spellEnd"/>
-      <w:r>
-        <w:rPr>
-          <w:rFonts w:ascii="Times New Roman" w:hAnsi="Times New Roman" w:cs="Times New Roman"/>
-          <w:i/>
-          <w:sz w:val="24"/>
-          <w:szCs w:val="24"/>
-          <w:lang w:val="en-GB"/>
-        </w:rPr>
-        <w:t xml:space="preserve"> Adenauer</w:t>
-      </w:r>
-      <w:r>
-        <w:rPr>
-          <w:rFonts w:ascii="Times New Roman" w:hAnsi="Times New Roman" w:cs="Times New Roman"/>
-          <w:sz w:val="24"/>
-          <w:szCs w:val="24"/>
-          <w:lang w:val="en-GB"/>
-        </w:rPr>
-        <w:t>, Rio de Janeiro</w:t>
-      </w:r>
-      <w:r>
-        <w:rPr>
-          <w:rFonts w:ascii="Times New Roman" w:hAnsi="Times New Roman" w:cs="Times New Roman"/>
-          <w:sz w:val="24"/>
-          <w:szCs w:val="24"/>
-          <w:lang w:val="en-GB"/>
-        </w:rPr>
-        <w:t xml:space="preserve"> 2005</w:t>
-      </w:r>
-      <w:r>
-        <w:rPr>
-          <w:rFonts w:ascii="Times New Roman" w:hAnsi="Times New Roman" w:cs="Times New Roman"/>
-          <w:sz w:val="24"/>
-          <w:szCs w:val="24"/>
-          <w:lang w:val="en-GB"/>
-        </w:rPr>
-        <w:t xml:space="preserve">, </w:t>
-      </w:r>
-      <w:r>
-        <w:rPr>
-          <w:rFonts w:ascii="Times New Roman" w:hAnsi="Times New Roman" w:cs="Times New Roman"/>
-          <w:sz w:val="24"/>
-          <w:szCs w:val="24"/>
-          <w:lang w:val="en-GB"/>
-        </w:rPr>
-        <w:t>73-94</w:t>
-      </w:r>
-      <w:r>
-        <w:rPr>
-          <w:rFonts w:ascii="Times New Roman" w:hAnsi="Times New Roman" w:cs="Times New Roman"/>
-          <w:sz w:val="24"/>
-          <w:szCs w:val="24"/>
-          <w:lang w:val="en-GB"/>
-        </w:rPr>
-        <w:t xml:space="preserve">; </w:t>
-      </w:r>
-      <w:r>
-        <w:rPr>
-          <w:rFonts w:ascii="Times New Roman" w:hAnsi="Times New Roman" w:cs="Times New Roman"/>
-          <w:i/>
-          <w:sz w:val="24"/>
-          <w:szCs w:val="24"/>
-          <w:lang w:val="en-GB"/>
-        </w:rPr>
-        <w:t xml:space="preserve">As </w:t>
-      </w:r>
-      <w:proofErr w:type="spellStart"/>
-      <w:r>
-        <w:rPr>
-          <w:rFonts w:ascii="Times New Roman" w:hAnsi="Times New Roman" w:cs="Times New Roman"/>
-          <w:i/>
-          <w:sz w:val="24"/>
-          <w:szCs w:val="24"/>
-          <w:lang w:val="en-GB"/>
-        </w:rPr>
-        <w:t>Nações</w:t>
-      </w:r>
-      <w:proofErr w:type="spellEnd"/>
-      <w:r>
-        <w:rPr>
-          <w:rFonts w:ascii="Times New Roman" w:hAnsi="Times New Roman" w:cs="Times New Roman"/>
-          <w:i/>
-          <w:sz w:val="24"/>
-          <w:szCs w:val="24"/>
-          <w:lang w:val="en-GB"/>
-        </w:rPr>
-        <w:t xml:space="preserve"> Unidas </w:t>
-      </w:r>
-      <w:proofErr w:type="spellStart"/>
-      <w:r>
-        <w:rPr>
-          <w:rFonts w:ascii="Times New Roman" w:hAnsi="Times New Roman" w:cs="Times New Roman"/>
-          <w:i/>
-          <w:sz w:val="24"/>
-          <w:szCs w:val="24"/>
-          <w:lang w:val="en-GB"/>
-        </w:rPr>
-        <w:t>diante</w:t>
-      </w:r>
-      <w:proofErr w:type="spellEnd"/>
-      <w:r>
-        <w:rPr>
-          <w:rFonts w:ascii="Times New Roman" w:hAnsi="Times New Roman" w:cs="Times New Roman"/>
-          <w:i/>
-          <w:sz w:val="24"/>
-          <w:szCs w:val="24"/>
-          <w:lang w:val="en-GB"/>
-        </w:rPr>
-        <w:t xml:space="preserve"> das </w:t>
-      </w:r>
-      <w:proofErr w:type="spellStart"/>
-      <w:r>
-        <w:rPr>
-          <w:rFonts w:ascii="Times New Roman" w:hAnsi="Times New Roman" w:cs="Times New Roman"/>
-          <w:i/>
-          <w:sz w:val="24"/>
-          <w:szCs w:val="24"/>
-          <w:lang w:val="en-GB"/>
-        </w:rPr>
-        <w:t>Ameaças</w:t>
-      </w:r>
-      <w:proofErr w:type="spellEnd"/>
-      <w:r>
-        <w:rPr>
-          <w:rFonts w:ascii="Times New Roman" w:hAnsi="Times New Roman" w:cs="Times New Roman"/>
-          <w:i/>
-          <w:sz w:val="24"/>
-          <w:szCs w:val="24"/>
-          <w:lang w:val="en-GB"/>
-        </w:rPr>
-        <w:t xml:space="preserve">, dos </w:t>
-      </w:r>
-      <w:proofErr w:type="spellStart"/>
-      <w:r>
-        <w:rPr>
-          <w:rFonts w:ascii="Times New Roman" w:hAnsi="Times New Roman" w:cs="Times New Roman"/>
-          <w:i/>
-          <w:sz w:val="24"/>
-          <w:szCs w:val="24"/>
-          <w:lang w:val="en-GB"/>
-        </w:rPr>
-        <w:t>Desafios</w:t>
-      </w:r>
-      <w:proofErr w:type="spellEnd"/>
-      <w:r>
-        <w:rPr>
-          <w:rFonts w:ascii="Times New Roman" w:hAnsi="Times New Roman" w:cs="Times New Roman"/>
-          <w:i/>
-          <w:sz w:val="24"/>
-          <w:szCs w:val="24"/>
-          <w:lang w:val="en-GB"/>
-        </w:rPr>
-        <w:t xml:space="preserve">, das </w:t>
-      </w:r>
-      <w:proofErr w:type="spellStart"/>
-      <w:r>
-        <w:rPr>
-          <w:rFonts w:ascii="Times New Roman" w:hAnsi="Times New Roman" w:cs="Times New Roman"/>
-          <w:i/>
-          <w:sz w:val="24"/>
-          <w:szCs w:val="24"/>
-          <w:lang w:val="en-GB"/>
-        </w:rPr>
-        <w:t>Mudanças</w:t>
-      </w:r>
-      <w:proofErr w:type="spellEnd"/>
-      <w:r>
-        <w:rPr>
-          <w:rFonts w:ascii="Times New Roman" w:hAnsi="Times New Roman" w:cs="Times New Roman"/>
-          <w:sz w:val="24"/>
-          <w:szCs w:val="24"/>
-          <w:lang w:val="en-GB"/>
-        </w:rPr>
-        <w:t xml:space="preserve">, Rio de </w:t>
-      </w:r>
-      <w:r>
-        <w:rPr>
-          <w:rFonts w:ascii="Times New Roman" w:hAnsi="Times New Roman" w:cs="Times New Roman"/>
-          <w:sz w:val="24"/>
-          <w:szCs w:val="24"/>
-          <w:lang w:val="en-GB"/>
-        </w:rPr>
-        <w:t>Janeiro</w:t>
-      </w:r>
-      <w:r>
-        <w:rPr>
-          <w:rFonts w:ascii="Times New Roman" w:hAnsi="Times New Roman" w:cs="Times New Roman"/>
-          <w:sz w:val="24"/>
-          <w:szCs w:val="24"/>
-          <w:lang w:val="en-GB"/>
-        </w:rPr>
-        <w:t xml:space="preserve"> 2005; </w:t>
-      </w:r>
-      <w:r>
-        <w:rPr>
-          <w:rFonts w:ascii="Times New Roman" w:hAnsi="Times New Roman" w:cs="Times New Roman"/>
-          <w:sz w:val="24"/>
-          <w:szCs w:val="24"/>
-          <w:lang w:val="en-GB"/>
-        </w:rPr>
-        <w:t>‘</w:t>
-      </w:r>
-      <w:proofErr w:type="spellStart"/>
-      <w:r>
-        <w:rPr>
-          <w:rFonts w:ascii="Times New Roman" w:hAnsi="Times New Roman" w:cs="Times New Roman"/>
-          <w:sz w:val="24"/>
-          <w:szCs w:val="24"/>
-          <w:lang w:val="en-GB"/>
-        </w:rPr>
-        <w:t>Nossa</w:t>
-      </w:r>
-      <w:proofErr w:type="spellEnd"/>
-      <w:r>
-        <w:rPr>
-          <w:rFonts w:ascii="Times New Roman" w:hAnsi="Times New Roman" w:cs="Times New Roman"/>
-          <w:sz w:val="24"/>
-          <w:szCs w:val="24"/>
-          <w:lang w:val="en-GB"/>
-        </w:rPr>
-        <w:t xml:space="preserve"> </w:t>
+        <w:t xml:space="preserve">Nossa </w:t>
       </w:r>
       <w:proofErr w:type="spellStart"/>
       <w:r>
@@ -10348,7 +10331,7 @@
         </w:rPr>
         <w:t xml:space="preserve">biography available at </w:t>
       </w:r>
-      <w:hyperlink r:id="rId9" w:history="1">
+      <w:hyperlink r:id="rId8" w:history="1">
         <w:r>
           <w:rPr>
             <w:rStyle w:val="Hyperlink"/>
@@ -10577,27 +10560,7 @@
           <w:szCs w:val="24"/>
           <w:lang w:val="en-GB"/>
         </w:rPr>
-        <w:t xml:space="preserve">Guilherme </w:t>
-      </w:r>
-      <w:proofErr w:type="spellStart"/>
-      <w:r>
-        <w:rPr>
-          <w:rFonts w:ascii="Times New Roman" w:hAnsi="Times New Roman" w:cs="Times New Roman"/>
-          <w:sz w:val="24"/>
-          <w:szCs w:val="24"/>
-          <w:lang w:val="en-GB"/>
-        </w:rPr>
-        <w:t>Casarões</w:t>
-      </w:r>
-      <w:proofErr w:type="spellEnd"/>
-      <w:r>
-        <w:rPr>
-          <w:rFonts w:ascii="Times New Roman" w:hAnsi="Times New Roman" w:cs="Times New Roman"/>
-          <w:sz w:val="24"/>
-          <w:szCs w:val="24"/>
-          <w:lang w:val="en-GB"/>
-        </w:rPr>
-        <w:t xml:space="preserve">, ‘Baena Soares, João Clemente’ in </w:t>
+        <w:t xml:space="preserve">Guilherme Casarões, ‘Baena Soares, João Clemente’ in </w:t>
       </w:r>
       <w:r>
         <w:rPr>
@@ -10645,7 +10608,7 @@
         </w:rPr>
         <w:t xml:space="preserve"> </w:t>
       </w:r>
-      <w:hyperlink r:id="rId10" w:history="1">
+      <w:hyperlink r:id="rId9" w:history="1">
         <w:r>
           <w:rPr>
             <w:rStyle w:val="Hyperlink"/>
@@ -10718,8 +10681,8 @@
       </w:pPr>
     </w:p>
     <w:sectPr>
-      <w:headerReference w:type="default" r:id="rId11"/>
-      <w:footerReference w:type="default" r:id="rId12"/>
+      <w:headerReference w:type="default" r:id="rId10"/>
+      <w:footerReference w:type="default" r:id="rId11"/>
       <w:pgSz w:w="11906" w:h="16838"/>
       <w:pgMar w:top="1418" w:right="1418" w:bottom="1418" w:left="1418" w:header="709" w:footer="709" w:gutter="0"/>
       <w:cols w:space="720"/>
@@ -10730,7 +10693,7 @@
 </file>
 
 <file path=word/endnotes.xml><?xml version="1.0" encoding="utf-8"?>
-<w:endnotes xmlns:wpc="http://schemas.microsoft.com/office/word/2010/wordprocessingCanvas" xmlns:cx="http://schemas.microsoft.com/office/drawing/2014/chartex" xmlns:cx1="http://schemas.microsoft.com/office/drawing/2015/9/8/chartex" xmlns:cx2="http://schemas.microsoft.com/office/drawing/2015/10/21/chartex" xmlns:cx3="http://schemas.microsoft.com/office/drawing/2016/5/9/chartex" xmlns:cx4="http://schemas.microsoft.com/office/drawing/2016/5/10/chartex" xmlns:cx5="http://schemas.microsoft.com/office/drawing/2016/5/11/chartex" xmlns:cx6="http://schemas.microsoft.com/office/drawing/2016/5/12/chartex" xmlns:cx7="http://schemas.microsoft.com/office/drawing/2016/5/13/chartex" xmlns:cx8="http://schemas.microsoft.com/office/drawing/2016/5/14/chartex" xmlns:mc="http://schemas.openxmlformats.org/markup-compatibility/2006" xmlns:aink="http://schemas.microsoft.com/office/drawing/2016/ink" xmlns:am3d="http://schemas.microsoft.com/office/drawing/2017/model3d" xmlns:o="urn:schemas-microsoft-com:office:office" xmlns:oel="http://schemas.microsoft.com/office/2019/extlst" xmlns:r="http://schemas.openxmlformats.org/officeDocument/2006/relationships" xmlns:m="http://schemas.openxmlformats.org/officeDocument/2006/math" xmlns:v="urn:schemas-microsoft-com:vml" xmlns:wp14="http://schemas.microsoft.com/office/word/2010/wordprocessingDrawing" xmlns:wp="http://schemas.openxmlformats.org/drawingml/2006/wordprocessingDrawing" xmlns:w10="urn:schemas-microsoft-com:office:word" xmlns:w="http://schemas.openxmlformats.org/wordprocessingml/2006/main" xmlns:w14="http://schemas.microsoft.com/office/word/2010/wordml" xmlns:w15="http://schemas.microsoft.com/office/word/2012/wordml" xmlns:w16cex="http://schemas.microsoft.com/office/word/2018/wordml/cex" xmlns:w16cid="http://schemas.microsoft.com/office/word/2016/wordml/cid" xmlns:w16="http://schemas.microsoft.com/office/word/2018/wordml" xmlns:w16du="http://schemas.microsoft.com/office/word/2023/wordml/word16du" xmlns:w16sdtdh="http://schemas.microsoft.com/office/word/2020/wordml/sdtdatahash" xmlns:w16sdtfl="http://schemas.microsoft.com/office/word/2024/wordml/sdtformatlock" xmlns:w16se="http://schemas.microsoft.com/office/word/2015/wordml/symex" xmlns:wpg="http://schemas.microsoft.com/office/word/2010/wordprocessingGroup" xmlns:wpi="http://schemas.microsoft.com/office/word/2010/wordprocessingInk" xmlns:wne="http://schemas.microsoft.com/office/word/2006/wordml" xmlns:wps="http://schemas.microsoft.com/office/word/2010/wordprocessingShape" mc:Ignorable="w14 w15 w16se w16cid w16 w16cex w16sdtdh w16sdtfl w16du wp14">
+<w:endnotes xmlns:wpc="http://schemas.microsoft.com/office/word/2010/wordprocessingCanvas" xmlns:cx="http://schemas.microsoft.com/office/drawing/2014/chartex" xmlns:cx1="http://schemas.microsoft.com/office/drawing/2015/9/8/chartex" xmlns:cx2="http://schemas.microsoft.com/office/drawing/2015/10/21/chartex" xmlns:cx3="http://schemas.microsoft.com/office/drawing/2016/5/9/chartex" xmlns:cx4="http://schemas.microsoft.com/office/drawing/2016/5/10/chartex" xmlns:cx5="http://schemas.microsoft.com/office/drawing/2016/5/11/chartex" xmlns:cx6="http://schemas.microsoft.com/office/drawing/2016/5/12/chartex" xmlns:cx7="http://schemas.microsoft.com/office/drawing/2016/5/13/chartex" xmlns:cx8="http://schemas.microsoft.com/office/drawing/2016/5/14/chartex" xmlns:mc="http://schemas.openxmlformats.org/markup-compatibility/2006" xmlns:m="http://schemas.openxmlformats.org/officeDocument/2006/math" xmlns:aink="http://schemas.microsoft.com/office/drawing/2016/ink" xmlns:am3d="http://schemas.microsoft.com/office/drawing/2017/model3d" xmlns:oel="http://schemas.microsoft.com/office/2019/extlst" xmlns:r="http://schemas.openxmlformats.org/officeDocument/2006/relationships" xmlns:wp14="http://schemas.microsoft.com/office/word/2010/wordprocessingDrawing" xmlns:wp="http://schemas.openxmlformats.org/drawingml/2006/wordprocessingDrawing" xmlns:wpg="http://schemas.microsoft.com/office/word/2010/wordprocessingGroup" xmlns:wpi="http://schemas.microsoft.com/office/word/2010/wordprocessingInk" xmlns:wps="http://schemas.microsoft.com/office/word/2010/wordprocessingShape" xmlns:o="urn:schemas-microsoft-com:office:office" xmlns:v="urn:schemas-microsoft-com:vml" xmlns:w10="urn:schemas-microsoft-com:office:word" xmlns:w="http://schemas.openxmlformats.org/wordprocessingml/2006/main" xmlns:w14="http://schemas.microsoft.com/office/word/2010/wordml" xmlns:w15="http://schemas.microsoft.com/office/word/2012/wordml" xmlns:w16cei="http://schemas.microsoft.com/office/word/2026/wordml/cei" xmlns:w16cex="http://schemas.microsoft.com/office/word/2018/wordml/cex" xmlns:w16cid="http://schemas.microsoft.com/office/word/2016/wordml/cid" xmlns:w16="http://schemas.microsoft.com/office/word/2018/wordml" xmlns:w16sdtdh="http://schemas.microsoft.com/office/word/2020/wordml/sdtdatahash" xmlns:w16sdtfl="http://schemas.microsoft.com/office/word/2024/wordml/sdtformatlock" xmlns:w16se="http://schemas.microsoft.com/office/word/2015/wordml/symex" xmlns:w16du="http://schemas.microsoft.com/office/word/2023/wordml/word16du" xmlns:wne="http://schemas.microsoft.com/office/word/2006/wordml" mc:Ignorable="w14 w15 w16se w16cid w16 w16cex w16sdtdh w16sdtfl w16du wp14">
   <w:endnote w:type="separator" w:id="-1">
     <w:p>
       <w:pPr>
@@ -10755,7 +10718,7 @@
 </file>
 
 <file path=word/footer1.xml><?xml version="1.0" encoding="utf-8"?>
-<w:ftr xmlns:wpc="http://schemas.microsoft.com/office/word/2010/wordprocessingCanvas" xmlns:cx="http://schemas.microsoft.com/office/drawing/2014/chartex" xmlns:cx1="http://schemas.microsoft.com/office/drawing/2015/9/8/chartex" xmlns:cx2="http://schemas.microsoft.com/office/drawing/2015/10/21/chartex" xmlns:cx3="http://schemas.microsoft.com/office/drawing/2016/5/9/chartex" xmlns:cx4="http://schemas.microsoft.com/office/drawing/2016/5/10/chartex" xmlns:cx5="http://schemas.microsoft.com/office/drawing/2016/5/11/chartex" xmlns:cx6="http://schemas.microsoft.com/office/drawing/2016/5/12/chartex" xmlns:cx7="http://schemas.microsoft.com/office/drawing/2016/5/13/chartex" xmlns:cx8="http://schemas.microsoft.com/office/drawing/2016/5/14/chartex" xmlns:mc="http://schemas.openxmlformats.org/markup-compatibility/2006" xmlns:aink="http://schemas.microsoft.com/office/drawing/2016/ink" xmlns:am3d="http://schemas.microsoft.com/office/drawing/2017/model3d" xmlns:o="urn:schemas-microsoft-com:office:office" xmlns:oel="http://schemas.microsoft.com/office/2019/extlst" xmlns:r="http://schemas.openxmlformats.org/officeDocument/2006/relationships" xmlns:m="http://schemas.openxmlformats.org/officeDocument/2006/math" xmlns:v="urn:schemas-microsoft-com:vml" xmlns:wp14="http://schemas.microsoft.com/office/word/2010/wordprocessingDrawing" xmlns:wp="http://schemas.openxmlformats.org/drawingml/2006/wordprocessingDrawing" xmlns:w10="urn:schemas-microsoft-com:office:word" xmlns:w="http://schemas.openxmlformats.org/wordprocessingml/2006/main" xmlns:w14="http://schemas.microsoft.com/office/word/2010/wordml" xmlns:w15="http://schemas.microsoft.com/office/word/2012/wordml" xmlns:w16cex="http://schemas.microsoft.com/office/word/2018/wordml/cex" xmlns:w16cid="http://schemas.microsoft.com/office/word/2016/wordml/cid" xmlns:w16="http://schemas.microsoft.com/office/word/2018/wordml" xmlns:w16du="http://schemas.microsoft.com/office/word/2023/wordml/word16du" xmlns:w16sdtdh="http://schemas.microsoft.com/office/word/2020/wordml/sdtdatahash" xmlns:w16sdtfl="http://schemas.microsoft.com/office/word/2024/wordml/sdtformatlock" xmlns:w16se="http://schemas.microsoft.com/office/word/2015/wordml/symex" xmlns:wpg="http://schemas.microsoft.com/office/word/2010/wordprocessingGroup" xmlns:wpi="http://schemas.microsoft.com/office/word/2010/wordprocessingInk" xmlns:wne="http://schemas.microsoft.com/office/word/2006/wordml" xmlns:wps="http://schemas.microsoft.com/office/word/2010/wordprocessingShape" mc:Ignorable="w14 w15 w16se w16cid w16 w16cex w16sdtdh w16sdtfl w16du wp14">
+<w:ftr xmlns:wpc="http://schemas.microsoft.com/office/word/2010/wordprocessingCanvas" xmlns:cx="http://schemas.microsoft.com/office/drawing/2014/chartex" xmlns:cx1="http://schemas.microsoft.com/office/drawing/2015/9/8/chartex" xmlns:cx2="http://schemas.microsoft.com/office/drawing/2015/10/21/chartex" xmlns:cx3="http://schemas.microsoft.com/office/drawing/2016/5/9/chartex" xmlns:cx4="http://schemas.microsoft.com/office/drawing/2016/5/10/chartex" xmlns:cx5="http://schemas.microsoft.com/office/drawing/2016/5/11/chartex" xmlns:cx6="http://schemas.microsoft.com/office/drawing/2016/5/12/chartex" xmlns:cx7="http://schemas.microsoft.com/office/drawing/2016/5/13/chartex" xmlns:cx8="http://schemas.microsoft.com/office/drawing/2016/5/14/chartex" xmlns:mc="http://schemas.openxmlformats.org/markup-compatibility/2006" xmlns:m="http://schemas.openxmlformats.org/officeDocument/2006/math" xmlns:aink="http://schemas.microsoft.com/office/drawing/2016/ink" xmlns:am3d="http://schemas.microsoft.com/office/drawing/2017/model3d" xmlns:oel="http://schemas.microsoft.com/office/2019/extlst" xmlns:r="http://schemas.openxmlformats.org/officeDocument/2006/relationships" xmlns:wp14="http://schemas.microsoft.com/office/word/2010/wordprocessingDrawing" xmlns:wp="http://schemas.openxmlformats.org/drawingml/2006/wordprocessingDrawing" xmlns:wpg="http://schemas.microsoft.com/office/word/2010/wordprocessingGroup" xmlns:wpi="http://schemas.microsoft.com/office/word/2010/wordprocessingInk" xmlns:wps="http://schemas.microsoft.com/office/word/2010/wordprocessingShape" xmlns:o="urn:schemas-microsoft-com:office:office" xmlns:v="urn:schemas-microsoft-com:vml" xmlns:w10="urn:schemas-microsoft-com:office:word" xmlns:w="http://schemas.openxmlformats.org/wordprocessingml/2006/main" xmlns:w14="http://schemas.microsoft.com/office/word/2010/wordml" xmlns:w15="http://schemas.microsoft.com/office/word/2012/wordml" xmlns:w16cei="http://schemas.microsoft.com/office/word/2026/wordml/cei" xmlns:w16cex="http://schemas.microsoft.com/office/word/2018/wordml/cex" xmlns:w16cid="http://schemas.microsoft.com/office/word/2016/wordml/cid" xmlns:w16="http://schemas.microsoft.com/office/word/2018/wordml" xmlns:w16sdtdh="http://schemas.microsoft.com/office/word/2020/wordml/sdtdatahash" xmlns:w16sdtfl="http://schemas.microsoft.com/office/word/2024/wordml/sdtformatlock" xmlns:w16se="http://schemas.microsoft.com/office/word/2015/wordml/symex" xmlns:w16du="http://schemas.microsoft.com/office/word/2023/wordml/word16du" xmlns:wne="http://schemas.microsoft.com/office/word/2006/wordml" mc:Ignorable="w14 w15 w16se w16cid w16 w16cex w16sdtdh w16sdtfl w16du wp14">
   <w:p>
     <w:pPr>
       <w:pStyle w:val="Voettekst"/>
@@ -10811,7 +10774,7 @@
 </file>
 
 <file path=word/footnotes.xml><?xml version="1.0" encoding="utf-8"?>
-<w:footnotes xmlns:wpc="http://schemas.microsoft.com/office/word/2010/wordprocessingCanvas" xmlns:cx="http://schemas.microsoft.com/office/drawing/2014/chartex" xmlns:cx1="http://schemas.microsoft.com/office/drawing/2015/9/8/chartex" xmlns:cx2="http://schemas.microsoft.com/office/drawing/2015/10/21/chartex" xmlns:cx3="http://schemas.microsoft.com/office/drawing/2016/5/9/chartex" xmlns:cx4="http://schemas.microsoft.com/office/drawing/2016/5/10/chartex" xmlns:cx5="http://schemas.microsoft.com/office/drawing/2016/5/11/chartex" xmlns:cx6="http://schemas.microsoft.com/office/drawing/2016/5/12/chartex" xmlns:cx7="http://schemas.microsoft.com/office/drawing/2016/5/13/chartex" xmlns:cx8="http://schemas.microsoft.com/office/drawing/2016/5/14/chartex" xmlns:mc="http://schemas.openxmlformats.org/markup-compatibility/2006" xmlns:aink="http://schemas.microsoft.com/office/drawing/2016/ink" xmlns:am3d="http://schemas.microsoft.com/office/drawing/2017/model3d" xmlns:o="urn:schemas-microsoft-com:office:office" xmlns:oel="http://schemas.microsoft.com/office/2019/extlst" xmlns:r="http://schemas.openxmlformats.org/officeDocument/2006/relationships" xmlns:m="http://schemas.openxmlformats.org/officeDocument/2006/math" xmlns:v="urn:schemas-microsoft-com:vml" xmlns:wp14="http://schemas.microsoft.com/office/word/2010/wordprocessingDrawing" xmlns:wp="http://schemas.openxmlformats.org/drawingml/2006/wordprocessingDrawing" xmlns:w10="urn:schemas-microsoft-com:office:word" xmlns:w="http://schemas.openxmlformats.org/wordprocessingml/2006/main" xmlns:w14="http://schemas.microsoft.com/office/word/2010/wordml" xmlns:w15="http://schemas.microsoft.com/office/word/2012/wordml" xmlns:w16cex="http://schemas.microsoft.com/office/word/2018/wordml/cex" xmlns:w16cid="http://schemas.microsoft.com/office/word/2016/wordml/cid" xmlns:w16="http://schemas.microsoft.com/office/word/2018/wordml" xmlns:w16du="http://schemas.microsoft.com/office/word/2023/wordml/word16du" xmlns:w16sdtdh="http://schemas.microsoft.com/office/word/2020/wordml/sdtdatahash" xmlns:w16sdtfl="http://schemas.microsoft.com/office/word/2024/wordml/sdtformatlock" xmlns:w16se="http://schemas.microsoft.com/office/word/2015/wordml/symex" xmlns:wpg="http://schemas.microsoft.com/office/word/2010/wordprocessingGroup" xmlns:wpi="http://schemas.microsoft.com/office/word/2010/wordprocessingInk" xmlns:wne="http://schemas.microsoft.com/office/word/2006/wordml" xmlns:wps="http://schemas.microsoft.com/office/word/2010/wordprocessingShape" mc:Ignorable="w14 w15 w16se w16cid w16 w16cex w16sdtdh w16sdtfl w16du wp14">
+<w:footnotes xmlns:wpc="http://schemas.microsoft.com/office/word/2010/wordprocessingCanvas" xmlns:cx="http://schemas.microsoft.com/office/drawing/2014/chartex" xmlns:cx1="http://schemas.microsoft.com/office/drawing/2015/9/8/chartex" xmlns:cx2="http://schemas.microsoft.com/office/drawing/2015/10/21/chartex" xmlns:cx3="http://schemas.microsoft.com/office/drawing/2016/5/9/chartex" xmlns:cx4="http://schemas.microsoft.com/office/drawing/2016/5/10/chartex" xmlns:cx5="http://schemas.microsoft.com/office/drawing/2016/5/11/chartex" xmlns:cx6="http://schemas.microsoft.com/office/drawing/2016/5/12/chartex" xmlns:cx7="http://schemas.microsoft.com/office/drawing/2016/5/13/chartex" xmlns:cx8="http://schemas.microsoft.com/office/drawing/2016/5/14/chartex" xmlns:mc="http://schemas.openxmlformats.org/markup-compatibility/2006" xmlns:m="http://schemas.openxmlformats.org/officeDocument/2006/math" xmlns:aink="http://schemas.microsoft.com/office/drawing/2016/ink" xmlns:am3d="http://schemas.microsoft.com/office/drawing/2017/model3d" xmlns:oel="http://schemas.microsoft.com/office/2019/extlst" xmlns:r="http://schemas.openxmlformats.org/officeDocument/2006/relationships" xmlns:wp14="http://schemas.microsoft.com/office/word/2010/wordprocessingDrawing" xmlns:wp="http://schemas.openxmlformats.org/drawingml/2006/wordprocessingDrawing" xmlns:wpg="http://schemas.microsoft.com/office/word/2010/wordprocessingGroup" xmlns:wpi="http://schemas.microsoft.com/office/word/2010/wordprocessingInk" xmlns:wps="http://schemas.microsoft.com/office/word/2010/wordprocessingShape" xmlns:o="urn:schemas-microsoft-com:office:office" xmlns:v="urn:schemas-microsoft-com:vml" xmlns:w10="urn:schemas-microsoft-com:office:word" xmlns:w="http://schemas.openxmlformats.org/wordprocessingml/2006/main" xmlns:w14="http://schemas.microsoft.com/office/word/2010/wordml" xmlns:w15="http://schemas.microsoft.com/office/word/2012/wordml" xmlns:w16cei="http://schemas.microsoft.com/office/word/2026/wordml/cei" xmlns:w16cex="http://schemas.microsoft.com/office/word/2018/wordml/cex" xmlns:w16cid="http://schemas.microsoft.com/office/word/2016/wordml/cid" xmlns:w16="http://schemas.microsoft.com/office/word/2018/wordml" xmlns:w16sdtdh="http://schemas.microsoft.com/office/word/2020/wordml/sdtdatahash" xmlns:w16sdtfl="http://schemas.microsoft.com/office/word/2024/wordml/sdtformatlock" xmlns:w16se="http://schemas.microsoft.com/office/word/2015/wordml/symex" xmlns:w16du="http://schemas.microsoft.com/office/word/2023/wordml/word16du" xmlns:wne="http://schemas.microsoft.com/office/word/2006/wordml" mc:Ignorable="w14 w15 w16se w16cid w16 w16cex w16sdtdh w16sdtfl w16du wp14">
   <w:footnote w:type="separator" w:id="-1">
     <w:p>
       <w:pPr>
@@ -10836,7 +10799,7 @@
 </file>
 
 <file path=word/header1.xml><?xml version="1.0" encoding="utf-8"?>
-<w:hdr xmlns:wpc="http://schemas.microsoft.com/office/word/2010/wordprocessingCanvas" xmlns:cx="http://schemas.microsoft.com/office/drawing/2014/chartex" xmlns:cx1="http://schemas.microsoft.com/office/drawing/2015/9/8/chartex" xmlns:cx2="http://schemas.microsoft.com/office/drawing/2015/10/21/chartex" xmlns:cx3="http://schemas.microsoft.com/office/drawing/2016/5/9/chartex" xmlns:cx4="http://schemas.microsoft.com/office/drawing/2016/5/10/chartex" xmlns:cx5="http://schemas.microsoft.com/office/drawing/2016/5/11/chartex" xmlns:cx6="http://schemas.microsoft.com/office/drawing/2016/5/12/chartex" xmlns:cx7="http://schemas.microsoft.com/office/drawing/2016/5/13/chartex" xmlns:cx8="http://schemas.microsoft.com/office/drawing/2016/5/14/chartex" xmlns:mc="http://schemas.openxmlformats.org/markup-compatibility/2006" xmlns:aink="http://schemas.microsoft.com/office/drawing/2016/ink" xmlns:am3d="http://schemas.microsoft.com/office/drawing/2017/model3d" xmlns:o="urn:schemas-microsoft-com:office:office" xmlns:oel="http://schemas.microsoft.com/office/2019/extlst" xmlns:r="http://schemas.openxmlformats.org/officeDocument/2006/relationships" xmlns:m="http://schemas.openxmlformats.org/officeDocument/2006/math" xmlns:v="urn:schemas-microsoft-com:vml" xmlns:wp14="http://schemas.microsoft.com/office/word/2010/wordprocessingDrawing" xmlns:wp="http://schemas.openxmlformats.org/drawingml/2006/wordprocessingDrawing" xmlns:w10="urn:schemas-microsoft-com:office:word" xmlns:w="http://schemas.openxmlformats.org/wordprocessingml/2006/main" xmlns:w14="http://schemas.microsoft.com/office/word/2010/wordml" xmlns:w15="http://schemas.microsoft.com/office/word/2012/wordml" xmlns:w16cex="http://schemas.microsoft.com/office/word/2018/wordml/cex" xmlns:w16cid="http://schemas.microsoft.com/office/word/2016/wordml/cid" xmlns:w16="http://schemas.microsoft.com/office/word/2018/wordml" xmlns:w16du="http://schemas.microsoft.com/office/word/2023/wordml/word16du" xmlns:w16sdtdh="http://schemas.microsoft.com/office/word/2020/wordml/sdtdatahash" xmlns:w16sdtfl="http://schemas.microsoft.com/office/word/2024/wordml/sdtformatlock" xmlns:w16se="http://schemas.microsoft.com/office/word/2015/wordml/symex" xmlns:wpg="http://schemas.microsoft.com/office/word/2010/wordprocessingGroup" xmlns:wpi="http://schemas.microsoft.com/office/word/2010/wordprocessingInk" xmlns:wne="http://schemas.microsoft.com/office/word/2006/wordml" xmlns:wps="http://schemas.microsoft.com/office/word/2010/wordprocessingShape" mc:Ignorable="w14 w15 w16se w16cid w16 w16cex w16sdtdh w16sdtfl w16du wp14">
+<w:hdr xmlns:wpc="http://schemas.microsoft.com/office/word/2010/wordprocessingCanvas" xmlns:cx="http://schemas.microsoft.com/office/drawing/2014/chartex" xmlns:cx1="http://schemas.microsoft.com/office/drawing/2015/9/8/chartex" xmlns:cx2="http://schemas.microsoft.com/office/drawing/2015/10/21/chartex" xmlns:cx3="http://schemas.microsoft.com/office/drawing/2016/5/9/chartex" xmlns:cx4="http://schemas.microsoft.com/office/drawing/2016/5/10/chartex" xmlns:cx5="http://schemas.microsoft.com/office/drawing/2016/5/11/chartex" xmlns:cx6="http://schemas.microsoft.com/office/drawing/2016/5/12/chartex" xmlns:cx7="http://schemas.microsoft.com/office/drawing/2016/5/13/chartex" xmlns:cx8="http://schemas.microsoft.com/office/drawing/2016/5/14/chartex" xmlns:mc="http://schemas.openxmlformats.org/markup-compatibility/2006" xmlns:m="http://schemas.openxmlformats.org/officeDocument/2006/math" xmlns:aink="http://schemas.microsoft.com/office/drawing/2016/ink" xmlns:am3d="http://schemas.microsoft.com/office/drawing/2017/model3d" xmlns:oel="http://schemas.microsoft.com/office/2019/extlst" xmlns:r="http://schemas.openxmlformats.org/officeDocument/2006/relationships" xmlns:wp14="http://schemas.microsoft.com/office/word/2010/wordprocessingDrawing" xmlns:wp="http://schemas.openxmlformats.org/drawingml/2006/wordprocessingDrawing" xmlns:wpg="http://schemas.microsoft.com/office/word/2010/wordprocessingGroup" xmlns:wpi="http://schemas.microsoft.com/office/word/2010/wordprocessingInk" xmlns:wps="http://schemas.microsoft.com/office/word/2010/wordprocessingShape" xmlns:o="urn:schemas-microsoft-com:office:office" xmlns:v="urn:schemas-microsoft-com:vml" xmlns:w10="urn:schemas-microsoft-com:office:word" xmlns:w="http://schemas.openxmlformats.org/wordprocessingml/2006/main" xmlns:w14="http://schemas.microsoft.com/office/word/2010/wordml" xmlns:w15="http://schemas.microsoft.com/office/word/2012/wordml" xmlns:w16cei="http://schemas.microsoft.com/office/word/2026/wordml/cei" xmlns:w16cex="http://schemas.microsoft.com/office/word/2018/wordml/cex" xmlns:w16cid="http://schemas.microsoft.com/office/word/2016/wordml/cid" xmlns:w16="http://schemas.microsoft.com/office/word/2018/wordml" xmlns:w16sdtdh="http://schemas.microsoft.com/office/word/2020/wordml/sdtdatahash" xmlns:w16sdtfl="http://schemas.microsoft.com/office/word/2024/wordml/sdtformatlock" xmlns:w16se="http://schemas.microsoft.com/office/word/2015/wordml/symex" xmlns:w16du="http://schemas.microsoft.com/office/word/2023/wordml/word16du" xmlns:wne="http://schemas.microsoft.com/office/word/2006/wordml" mc:Ignorable="w14 w15 w16se w16cid w16 w16cex w16sdtdh w16sdtfl w16du wp14">
   <w:sdt>
     <w:sdtPr>
       <w:id w:val="-785035954"/>
@@ -10888,7 +10851,7 @@
 </file>
 
 <file path=word/styles.xml><?xml version="1.0" encoding="utf-8"?>
-<w:styles xmlns:mc="http://schemas.openxmlformats.org/markup-compatibility/2006" xmlns:r="http://schemas.openxmlformats.org/officeDocument/2006/relationships" xmlns:w="http://schemas.openxmlformats.org/wordprocessingml/2006/main" xmlns:w14="http://schemas.microsoft.com/office/word/2010/wordml" xmlns:w15="http://schemas.microsoft.com/office/word/2012/wordml" xmlns:w16cex="http://schemas.microsoft.com/office/word/2018/wordml/cex" xmlns:w16cid="http://schemas.microsoft.com/office/word/2016/wordml/cid" xmlns:w16="http://schemas.microsoft.com/office/word/2018/wordml" xmlns:w16du="http://schemas.microsoft.com/office/word/2023/wordml/word16du" xmlns:w16sdtdh="http://schemas.microsoft.com/office/word/2020/wordml/sdtdatahash" xmlns:w16sdtfl="http://schemas.microsoft.com/office/word/2024/wordml/sdtformatlock" xmlns:w16se="http://schemas.microsoft.com/office/word/2015/wordml/symex" mc:Ignorable="w14 w15 w16se w16cid w16 w16cex w16sdtdh w16sdtfl w16du">
+<w:styles xmlns:mc="http://schemas.openxmlformats.org/markup-compatibility/2006" xmlns:r="http://schemas.openxmlformats.org/officeDocument/2006/relationships" xmlns:w="http://schemas.openxmlformats.org/wordprocessingml/2006/main" xmlns:w14="http://schemas.microsoft.com/office/word/2010/wordml" xmlns:w15="http://schemas.microsoft.com/office/word/2012/wordml" xmlns:w16cex="http://schemas.microsoft.com/office/word/2018/wordml/cex" xmlns:w16cid="http://schemas.microsoft.com/office/word/2016/wordml/cid" xmlns:w16="http://schemas.microsoft.com/office/word/2018/wordml" xmlns:w16sdtdh="http://schemas.microsoft.com/office/word/2020/wordml/sdtdatahash" xmlns:w16sdtfl="http://schemas.microsoft.com/office/word/2024/wordml/sdtformatlock" xmlns:w16se="http://schemas.microsoft.com/office/word/2015/wordml/symex" xmlns:w16du="http://schemas.microsoft.com/office/word/2023/wordml/word16du" mc:Ignorable="w14 w15 w16se w16cid w16 w16cex w16sdtdh w16sdtfl w16du">
   <w:docDefaults>
     <w:rPrDefault>
       <w:rPr>
